--- a/regions/LME_052/Model_validation_52_1_Sea_of_Okhotsk_NE_(1980).docx
+++ b/regions/LME_052/Model_validation_52_1_Sea_of_Okhotsk_NE_(1980).docx
@@ -755,6 +755,378 @@
       <w:tr>
         <w:trPr>
           <w:cantSplit/>
+          <w:cantSplit/>
+        </w:trPr>
+        <w:tc>
+          <w:tcPr>
+            <w:tcW w:type="dxa" w:w="2203"/>
+            <w:vAlign w:val="center"/>
+            <w:shd w:fill="FFFFFF"/>
+            <w:tcMar>
+              <w:top w:w="90" w:type="dxa"/>
+              <w:bottom w:w="90" w:type="dxa"/>
+              <w:left w:w="110" w:type="dxa"/>
+              <w:right w:w="110" w:type="dxa"/>
+            </w:tcMar>
+            <w:tcBorders>
+              <w:top w:val="single" w:sz="5" w:color="D9D9D9"/>
+              <w:left w:val="single" w:sz="5" w:color="D9D9D9"/>
+              <w:bottom w:val="single" w:sz="5" w:color="D9D9D9"/>
+              <w:right w:val="single" w:sz="5" w:color="D9D9D9"/>
+            </w:tcBorders>
+          </w:tcPr>
+          <w:p>
+            <w:pPr>
+              <w:spacing w:after="40"/>
+            </w:pPr>
+            <w:r>
+              <w:rPr>
+                <w:b/>
+                <w:sz w:val="21"/>
+              </w:rPr>
+              <w:t>GE diagnostics</w:t>
+            </w:r>
+          </w:p>
+        </w:tc>
+        <w:tc>
+          <w:tcPr>
+            <w:tcW w:type="dxa" w:w="7834"/>
+            <w:vAlign w:val="center"/>
+            <w:shd w:fill="FFFFFF"/>
+            <w:tcMar>
+              <w:top w:w="90" w:type="dxa"/>
+              <w:bottom w:w="90" w:type="dxa"/>
+              <w:left w:w="110" w:type="dxa"/>
+              <w:right w:w="110" w:type="dxa"/>
+            </w:tcMar>
+            <w:tcBorders>
+              <w:top w:val="single" w:sz="5" w:color="D9D9D9"/>
+              <w:left w:val="single" w:sz="5" w:color="D9D9D9"/>
+              <w:bottom w:val="single" w:sz="5" w:color="D9D9D9"/>
+              <w:right w:val="single" w:sz="5" w:color="D9D9D9"/>
+            </w:tcBorders>
+          </w:tcPr>
+          <w:p>
+            <w:pPr>
+              <w:spacing w:after="40" w:before="0" w:line="240" w:lineRule="auto"/>
+            </w:pPr>
+            <w:r>
+              <w:rPr>
+                <w:rFonts w:ascii="Calibri" w:hAnsi="Calibri"/>
+                <w:sz w:val="21"/>
+                <w:color w:val="000000"/>
+              </w:rPr>
+              <w:t>WARN — living network near divergence; EE = 0 in Seabirds (5) and Sperm whales (3).</w:t>
+            </w:r>
+          </w:p>
+          <w:p>
+            <w:pPr>
+              <w:spacing w:after="40" w:before="0" w:line="240" w:lineRule="auto"/>
+            </w:pPr>
+            <w:r>
+              <w:rPr>
+                <w:rFonts w:ascii="Calibri" w:hAnsi="Calibri"/>
+                <w:sz w:val="21"/>
+                <w:color w:val="000000"/>
+              </w:rPr>
+              <w:t>No negative SPPR entries across the basal-source columns.</w:t>
+            </w:r>
+          </w:p>
+          <w:p>
+            <w:pPr>
+              <w:spacing w:after="40" w:before="0" w:line="240" w:lineRule="auto"/>
+            </w:pPr>
+            <w:r>
+              <w:rPr>
+                <w:rFonts w:ascii="Calibri" w:hAnsi="Calibri"/>
+                <w:sz w:val="21"/>
+                <w:color w:val="000000"/>
+              </w:rPr>
+              <w:t>rho_living = 0.867166</w:t>
+            </w:r>
+          </w:p>
+          <w:p>
+            <w:pPr>
+              <w:spacing w:after="40" w:before="0" w:line="240" w:lineRule="auto"/>
+            </w:pPr>
+            <w:r>
+              <w:rPr>
+                <w:rFonts w:ascii="Calibri" w:hAnsi="Calibri"/>
+                <w:sz w:val="21"/>
+                <w:color w:val="000000"/>
+              </w:rPr>
+              <w:t>b = 0.152044</w:t>
+            </w:r>
+          </w:p>
+          <w:p>
+            <w:pPr>
+              <w:spacing w:after="40" w:before="0" w:line="240" w:lineRule="auto"/>
+            </w:pPr>
+            <w:r>
+              <w:rPr>
+                <w:rFonts w:ascii="Calibri" w:hAnsi="Calibri"/>
+                <w:sz w:val="21"/>
+                <w:color w:val="000000"/>
+              </w:rPr>
+              <w:t>Detritus (29): SPPR = 1.251014</w:t>
+            </w:r>
+          </w:p>
+          <w:p>
+            <w:pPr>
+              <w:spacing w:after="40" w:before="0" w:line="240" w:lineRule="auto"/>
+            </w:pPr>
+            <w:r>
+              <w:rPr>
+                <w:rFonts w:ascii="Calibri" w:hAnsi="Calibri"/>
+                <w:sz w:val="21"/>
+                <w:color w:val="000000"/>
+              </w:rPr>
+              <w:t>Model and system balance checks pass; native group catch is unavailable.</w:t>
+            </w:r>
+          </w:p>
+          <w:p>
+            <w:pPr>
+              <w:spacing w:after="40" w:before="0" w:line="240" w:lineRule="auto"/>
+            </w:pPr>
+            <w:r>
+              <w:rPr>
+                <w:rFonts w:ascii="Calibri" w:hAnsi="Calibri"/>
+                <w:sz w:val="21"/>
+                <w:color w:val="000000"/>
+              </w:rPr>
+              <w:t/>
+            </w:r>
+            <w:hyperlink r:id="rId17">
+              <w:r>
+                <w:rPr>
+                  <w:color w:val="0563C1"/>
+                  <w:u w:val="single"/>
+                </w:rPr>
+                <w:t>Full source matrices</w:t>
+              </w:r>
+            </w:hyperlink>
+            <w:r>
+              <w:rPr>
+                <w:rFonts w:ascii="Calibri" w:hAnsi="Calibri"/>
+                <w:sz w:val="21"/>
+                <w:color w:val="000000"/>
+              </w:rPr>
+              <w:t xml:space="preserve"> | </w:t>
+            </w:r>
+            <w:hyperlink r:id="rId18">
+              <w:r>
+                <w:rPr>
+                  <w:color w:val="0563C1"/>
+                  <w:u w:val="single"/>
+                </w:rPr>
+                <w:t>Signed entries</w:t>
+              </w:r>
+            </w:hyperlink>
+          </w:p>
+        </w:tc>
+      </w:tr>
+      <w:tr>
+        <w:trPr>
+          <w:cantSplit/>
+          <w:cantSplit/>
+        </w:trPr>
+        <w:tc>
+          <w:tcPr>
+            <w:tcW w:type="dxa" w:w="2203"/>
+            <w:vAlign w:val="center"/>
+            <w:shd w:fill="FFFFFF"/>
+            <w:tcMar>
+              <w:top w:w="90" w:type="dxa"/>
+              <w:bottom w:w="90" w:type="dxa"/>
+              <w:left w:w="110" w:type="dxa"/>
+              <w:right w:w="110" w:type="dxa"/>
+            </w:tcMar>
+            <w:tcBorders>
+              <w:top w:val="single" w:sz="5" w:color="D9D9D9"/>
+              <w:left w:val="single" w:sz="5" w:color="D9D9D9"/>
+              <w:bottom w:val="single" w:sz="5" w:color="D9D9D9"/>
+              <w:right w:val="single" w:sz="5" w:color="D9D9D9"/>
+            </w:tcBorders>
+          </w:tcPr>
+          <w:p>
+            <w:pPr>
+              <w:spacing w:after="40"/>
+            </w:pPr>
+            <w:r>
+              <w:rPr>
+                <w:b/>
+                <w:sz w:val="21"/>
+              </w:rPr>
+              <w:t>TE diagnostics</w:t>
+            </w:r>
+          </w:p>
+        </w:tc>
+        <w:tc>
+          <w:tcPr>
+            <w:tcW w:type="dxa" w:w="7834"/>
+            <w:vAlign w:val="center"/>
+            <w:shd w:fill="FFFFFF"/>
+            <w:tcMar>
+              <w:top w:w="90" w:type="dxa"/>
+              <w:bottom w:w="90" w:type="dxa"/>
+              <w:left w:w="110" w:type="dxa"/>
+              <w:right w:w="110" w:type="dxa"/>
+            </w:tcMar>
+            <w:tcBorders>
+              <w:top w:val="single" w:sz="5" w:color="D9D9D9"/>
+              <w:left w:val="single" w:sz="5" w:color="D9D9D9"/>
+              <w:bottom w:val="single" w:sz="5" w:color="D9D9D9"/>
+              <w:right w:val="single" w:sz="5" w:color="D9D9D9"/>
+            </w:tcBorders>
+          </w:tcPr>
+          <w:p>
+            <w:pPr>
+              <w:spacing w:after="40" w:before="0" w:line="240" w:lineRule="auto"/>
+            </w:pPr>
+            <w:r>
+              <w:rPr>
+                <w:rFonts w:ascii="Calibri" w:hAnsi="Calibri"/>
+                <w:sz w:val="21"/>
+                <w:color w:val="000000"/>
+              </w:rPr>
+              <w:t>FAIL — living network diverges (rho_living &gt; 1).</w:t>
+            </w:r>
+          </w:p>
+          <w:p>
+            <w:pPr>
+              <w:spacing w:after="40" w:before="0" w:line="240" w:lineRule="auto"/>
+            </w:pPr>
+            <w:r>
+              <w:rPr>
+                <w:rFonts w:ascii="Calibri" w:hAnsi="Calibri"/>
+                <w:sz w:val="21"/>
+                <w:color w:val="000000"/>
+              </w:rPr>
+              <w:t>Negative SPPR: Detritus (29) → Cottidae (14), Other Gadidae (12), Pinnipeds (4), Toothed whales (2).</w:t>
+            </w:r>
+          </w:p>
+          <w:p>
+            <w:pPr>
+              <w:spacing w:after="40" w:before="0" w:line="240" w:lineRule="auto"/>
+            </w:pPr>
+            <w:r>
+              <w:rPr>
+                <w:rFonts w:ascii="Calibri" w:hAnsi="Calibri"/>
+                <w:sz w:val="21"/>
+                <w:color w:val="000000"/>
+              </w:rPr>
+              <w:t>Phytoplankton (28) → Cottidae (14), Other Gadidae (12), Pinnipeds (4), Toothed whales (2).</w:t>
+            </w:r>
+          </w:p>
+          <w:p>
+            <w:pPr>
+              <w:spacing w:after="40" w:before="0" w:line="240" w:lineRule="auto"/>
+            </w:pPr>
+            <w:r>
+              <w:rPr>
+                <w:rFonts w:ascii="Calibri" w:hAnsi="Calibri"/>
+                <w:sz w:val="21"/>
+                <w:color w:val="000000"/>
+              </w:rPr>
+              <w:t>Phytobenthos (27) → Cottidae (14), Other Gadidae (12), Pinnipeds (4), Toothed whales (2).</w:t>
+            </w:r>
+          </w:p>
+          <w:p>
+            <w:pPr>
+              <w:spacing w:after="40" w:before="0" w:line="240" w:lineRule="auto"/>
+            </w:pPr>
+            <w:r>
+              <w:rPr>
+                <w:rFonts w:ascii="Calibri" w:hAnsi="Calibri"/>
+                <w:sz w:val="21"/>
+                <w:color w:val="000000"/>
+              </w:rPr>
+              <w:t>rho_living = 1.025120</w:t>
+            </w:r>
+          </w:p>
+          <w:p>
+            <w:pPr>
+              <w:spacing w:after="40" w:before="0" w:line="240" w:lineRule="auto"/>
+            </w:pPr>
+            <w:r>
+              <w:rPr>
+                <w:rFonts w:ascii="Calibri" w:hAnsi="Calibri"/>
+                <w:sz w:val="21"/>
+                <w:color w:val="000000"/>
+              </w:rPr>
+              <w:t>Detritus (29): SPPR = 0.948648</w:t>
+            </w:r>
+          </w:p>
+          <w:p>
+            <w:pPr>
+              <w:spacing w:after="40" w:before="0" w:line="240" w:lineRule="auto"/>
+            </w:pPr>
+            <w:r>
+              <w:rPr>
+                <w:rFonts w:ascii="Calibri" w:hAnsi="Calibri"/>
+                <w:sz w:val="21"/>
+                <w:color w:val="000000"/>
+              </w:rPr>
+              <w:t>b = 0 is the TE convention.</w:t>
+            </w:r>
+          </w:p>
+          <w:p>
+            <w:pPr>
+              <w:spacing w:after="40" w:before="0" w:line="240" w:lineRule="auto"/>
+            </w:pPr>
+            <w:r>
+              <w:rPr>
+                <w:rFonts w:ascii="Calibri" w:hAnsi="Calibri"/>
+                <w:sz w:val="21"/>
+                <w:color w:val="000000"/>
+              </w:rPr>
+              <w:t>Model and system balance checks pass; they do not resolve living-network divergence.</w:t>
+            </w:r>
+          </w:p>
+          <w:p>
+            <w:pPr>
+              <w:spacing w:after="40" w:before="0" w:line="240" w:lineRule="auto"/>
+            </w:pPr>
+            <w:r>
+              <w:rPr>
+                <w:rFonts w:ascii="Calibri" w:hAnsi="Calibri"/>
+                <w:sz w:val="21"/>
+                <w:color w:val="000000"/>
+              </w:rPr>
+              <w:t/>
+            </w:r>
+            <w:hyperlink r:id="rId17">
+              <w:r>
+                <w:rPr>
+                  <w:color w:val="0563C1"/>
+                  <w:u w:val="single"/>
+                </w:rPr>
+                <w:t>Full source matrices</w:t>
+              </w:r>
+            </w:hyperlink>
+            <w:r>
+              <w:rPr>
+                <w:rFonts w:ascii="Calibri" w:hAnsi="Calibri"/>
+                <w:sz w:val="21"/>
+                <w:color w:val="000000"/>
+              </w:rPr>
+              <w:t xml:space="preserve"> | </w:t>
+            </w:r>
+            <w:hyperlink r:id="rId18">
+              <w:r>
+                <w:rPr>
+                  <w:color w:val="0563C1"/>
+                  <w:u w:val="single"/>
+                </w:rPr>
+                <w:t>Signed entries</w:t>
+              </w:r>
+            </w:hyperlink>
+          </w:p>
+        </w:tc>
+      </w:tr>
+      <w:tr>
+        <w:trPr>
+          <w:cantSplit/>
         </w:trPr>
         <w:tc>
           <w:tcPr>
@@ -833,289 +1205,6 @@
           </w:p>
         </w:tc>
       </w:tr>
-    </w:tbl>
-    <w:p>
-      <w:pPr>
-        <w:spacing w:after="40" w:before="0" w:line="240" w:lineRule="auto"/>
-        <w:pageBreakBefore/>
-      </w:pPr>
-      <w:r>
-        <w:rPr>
-          <w:rFonts w:ascii="Calibri" w:hAnsi="Calibri"/>
-          <w:sz w:val="2"/>
-          <w:color w:val="000000"/>
-        </w:rPr>
-      </w:r>
-    </w:p>
-    <w:tbl>
-      <w:tblPr>
-        <w:tblW w:type="auto" w:w="0"/>
-        <w:jc w:val="center"/>
-        <w:tblLayout w:type="fixed"/>
-        <w:tblLook w:firstColumn="1" w:firstRow="1" w:lastColumn="0" w:lastRow="0" w:noHBand="0" w:noVBand="1" w:val="04A0"/>
-      </w:tblPr>
-      <w:tblGrid>
-        <w:gridCol w:w="2203"/>
-        <w:gridCol w:w="7834"/>
-      </w:tblGrid>
-      <w:tr>
-        <w:trPr>
-          <w:cantSplit/>
-          <w:tblHeader/>
-          <w:tblHeader/>
-          <w:cantSplit/>
-        </w:trPr>
-        <w:tc>
-          <w:tcPr>
-            <w:tcW w:type="dxa" w:w="2203"/>
-            <w:vAlign w:val="center"/>
-            <w:shd w:fill="E5ECF0"/>
-            <w:tcMar>
-              <w:top w:w="90" w:type="dxa"/>
-              <w:bottom w:w="90" w:type="dxa"/>
-              <w:left w:w="110" w:type="dxa"/>
-              <w:right w:w="110" w:type="dxa"/>
-            </w:tcMar>
-            <w:tcBorders>
-              <w:top w:val="single" w:sz="5" w:color="D9D9D9"/>
-              <w:left w:val="single" w:sz="5" w:color="D9D9D9"/>
-              <w:bottom w:val="single" w:sz="5" w:color="D9D9D9"/>
-              <w:right w:val="single" w:sz="5" w:color="D9D9D9"/>
-            </w:tcBorders>
-          </w:tcPr>
-          <w:p>
-            <w:pPr>
-              <w:spacing w:after="40"/>
-            </w:pPr>
-            <w:r>
-              <w:rPr>
-                <w:b/>
-                <w:sz w:val="21"/>
-              </w:rPr>
-              <w:t>Field</w:t>
-            </w:r>
-          </w:p>
-        </w:tc>
-        <w:tc>
-          <w:tcPr>
-            <w:tcW w:type="dxa" w:w="7834"/>
-            <w:vAlign w:val="center"/>
-            <w:shd w:fill="E5ECF0"/>
-            <w:tcMar>
-              <w:top w:w="90" w:type="dxa"/>
-              <w:bottom w:w="90" w:type="dxa"/>
-              <w:left w:w="110" w:type="dxa"/>
-              <w:right w:w="110" w:type="dxa"/>
-            </w:tcMar>
-            <w:tcBorders>
-              <w:top w:val="single" w:sz="5" w:color="D9D9D9"/>
-              <w:left w:val="single" w:sz="5" w:color="D9D9D9"/>
-              <w:bottom w:val="single" w:sz="5" w:color="D9D9D9"/>
-              <w:right w:val="single" w:sz="5" w:color="D9D9D9"/>
-            </w:tcBorders>
-          </w:tcPr>
-          <w:p>
-            <w:pPr>
-              <w:spacing w:after="40" w:before="0" w:line="240" w:lineRule="auto"/>
-            </w:pPr>
-            <w:r>
-              <w:rPr>
-                <w:rFonts w:ascii="Calibri" w:hAnsi="Calibri"/>
-                <w:sz w:val="21"/>
-                <w:color w:val="000000"/>
-                <w:b/>
-              </w:rPr>
-              <w:t xml:space="preserve">Entry</w:t>
-            </w:r>
-          </w:p>
-        </w:tc>
-      </w:tr>
-      <w:tr>
-        <w:trPr>
-          <w:cantSplit/>
-          <w:cantSplit/>
-        </w:trPr>
-        <w:tc>
-          <w:tcPr>
-            <w:tcW w:type="dxa" w:w="2203"/>
-            <w:vAlign w:val="center"/>
-            <w:shd w:fill="FFFFFF"/>
-            <w:tcMar>
-              <w:top w:w="90" w:type="dxa"/>
-              <w:bottom w:w="90" w:type="dxa"/>
-              <w:left w:w="110" w:type="dxa"/>
-              <w:right w:w="110" w:type="dxa"/>
-            </w:tcMar>
-            <w:tcBorders>
-              <w:top w:val="single" w:sz="5" w:color="D9D9D9"/>
-              <w:left w:val="single" w:sz="5" w:color="D9D9D9"/>
-              <w:bottom w:val="single" w:sz="5" w:color="D9D9D9"/>
-              <w:right w:val="single" w:sz="5" w:color="D9D9D9"/>
-            </w:tcBorders>
-          </w:tcPr>
-          <w:p>
-            <w:pPr>
-              <w:spacing w:after="40"/>
-            </w:pPr>
-            <w:r>
-              <w:rPr>
-                <w:b/>
-                <w:sz w:val="21"/>
-              </w:rPr>
-              <w:t>GE diagnostics</w:t>
-            </w:r>
-          </w:p>
-        </w:tc>
-        <w:tc>
-          <w:tcPr>
-            <w:tcW w:type="dxa" w:w="7834"/>
-            <w:vAlign w:val="center"/>
-            <w:shd w:fill="FFFFFF"/>
-            <w:tcMar>
-              <w:top w:w="90" w:type="dxa"/>
-              <w:bottom w:w="90" w:type="dxa"/>
-              <w:left w:w="110" w:type="dxa"/>
-              <w:right w:w="110" w:type="dxa"/>
-            </w:tcMar>
-            <w:tcBorders>
-              <w:top w:val="single" w:sz="5" w:color="D9D9D9"/>
-              <w:left w:val="single" w:sz="5" w:color="D9D9D9"/>
-              <w:bottom w:val="single" w:sz="5" w:color="D9D9D9"/>
-              <w:right w:val="single" w:sz="5" w:color="D9D9D9"/>
-            </w:tcBorders>
-          </w:tcPr>
-          <w:p>
-            <w:pPr>
-              <w:spacing w:after="40" w:before="0" w:line="240" w:lineRule="auto"/>
-            </w:pPr>
-            <w:r>
-              <w:rPr>
-                <w:rFonts w:ascii="Calibri" w:hAnsi="Calibri"/>
-                <w:sz w:val="21"/>
-                <w:color w:val="000000"/>
-              </w:rPr>
-              <w:t>No negative SPPR entries across the basal-source columns. rho_living=0.86716588; b=0.15204353; Detritus 29 SPPR=1.25101369.</w:t>
-            </w:r>
-            <w:r>
-              <w:t xml:space="preserve"> </w:t>
-            </w:r>
-            <w:hyperlink r:id="rId17">
-              <w:r>
-                <w:rPr>
-                  <w:color w:val="0563C1"/>
-                  <w:u w:val="single"/>
-                </w:rPr>
-                <w:t>Full source matrices</w:t>
-              </w:r>
-            </w:hyperlink>
-            <w:r>
-              <w:t xml:space="preserve"> | </w:t>
-            </w:r>
-            <w:hyperlink r:id="rId18">
-              <w:r>
-                <w:rPr>
-                  <w:color w:val="0563C1"/>
-                  <w:u w:val="single"/>
-                </w:rPr>
-                <w:t>Signed entries</w:t>
-              </w:r>
-            </w:hyperlink>
-          </w:p>
-        </w:tc>
-      </w:tr>
-      <w:tr>
-        <w:trPr>
-          <w:cantSplit/>
-          <w:cantSplit/>
-        </w:trPr>
-        <w:tc>
-          <w:tcPr>
-            <w:tcW w:type="dxa" w:w="2203"/>
-            <w:vAlign w:val="center"/>
-            <w:shd w:fill="FFFFFF"/>
-            <w:tcMar>
-              <w:top w:w="90" w:type="dxa"/>
-              <w:bottom w:w="90" w:type="dxa"/>
-              <w:left w:w="110" w:type="dxa"/>
-              <w:right w:w="110" w:type="dxa"/>
-            </w:tcMar>
-            <w:tcBorders>
-              <w:top w:val="single" w:sz="5" w:color="D9D9D9"/>
-              <w:left w:val="single" w:sz="5" w:color="D9D9D9"/>
-              <w:bottom w:val="single" w:sz="5" w:color="D9D9D9"/>
-              <w:right w:val="single" w:sz="5" w:color="D9D9D9"/>
-            </w:tcBorders>
-          </w:tcPr>
-          <w:p>
-            <w:pPr>
-              <w:spacing w:after="40"/>
-            </w:pPr>
-            <w:r>
-              <w:rPr>
-                <w:b/>
-                <w:sz w:val="21"/>
-              </w:rPr>
-              <w:t>TE diagnostics</w:t>
-            </w:r>
-          </w:p>
-        </w:tc>
-        <w:tc>
-          <w:tcPr>
-            <w:tcW w:type="dxa" w:w="7834"/>
-            <w:vAlign w:val="center"/>
-            <w:shd w:fill="FFFFFF"/>
-            <w:tcMar>
-              <w:top w:w="90" w:type="dxa"/>
-              <w:bottom w:w="90" w:type="dxa"/>
-              <w:left w:w="110" w:type="dxa"/>
-              <w:right w:w="110" w:type="dxa"/>
-            </w:tcMar>
-            <w:tcBorders>
-              <w:top w:val="single" w:sz="5" w:color="D9D9D9"/>
-              <w:left w:val="single" w:sz="5" w:color="D9D9D9"/>
-              <w:bottom w:val="single" w:sz="5" w:color="D9D9D9"/>
-              <w:right w:val="single" w:sz="5" w:color="D9D9D9"/>
-            </w:tcBorders>
-          </w:tcPr>
-          <w:p>
-            <w:pPr>
-              <w:spacing w:after="40" w:before="0" w:line="240" w:lineRule="auto"/>
-            </w:pPr>
-            <w:r>
-              <w:rPr>
-                <w:rFonts w:ascii="Calibri" w:hAnsi="Calibri"/>
-                <w:sz w:val="21"/>
-                <w:color w:val="000000"/>
-              </w:rPr>
-              <w:t>Detritus 29 → Cottidae 14, Other Gadidae 12, Pinnipeds 4, Toothed whales 2; Phytoplankton 28 → Cottidae 14, Other Gadidae 12, Pinnipeds 4, Toothed whales 2; Phytobenthos 27 → Cottidae 14, Other Gadidae 12, Pinnipeds 4, Toothed whales 2. All 12 pairs are retained, including unfished mammals. TE FAIL remains. rho_living=1.02512005; b=0.00000000; Detritus 29 SPPR=0.94864761. b=0 is the TE convention.</w:t>
-            </w:r>
-            <w:r>
-              <w:t xml:space="preserve"> </w:t>
-            </w:r>
-            <w:hyperlink r:id="rId17">
-              <w:r>
-                <w:rPr>
-                  <w:color w:val="0563C1"/>
-                  <w:u w:val="single"/>
-                </w:rPr>
-                <w:t>Full source matrices</w:t>
-              </w:r>
-            </w:hyperlink>
-            <w:r>
-              <w:t xml:space="preserve"> | </w:t>
-            </w:r>
-            <w:hyperlink r:id="rId18">
-              <w:r>
-                <w:rPr>
-                  <w:color w:val="0563C1"/>
-                  <w:u w:val="single"/>
-                </w:rPr>
-                <w:t>Signed entries</w:t>
-              </w:r>
-            </w:hyperlink>
-          </w:p>
-        </w:tc>
-      </w:tr>
       <w:tr>
         <w:trPr>
           <w:cantSplit/>
@@ -1181,8 +1270,19 @@
                 <w:color w:val="000000"/>
               </w:rPr>
               <w:t>A. Region covered by study: approximately 100% under the intended whole-sea proxy.</w:t>
-              <w:br/>
-              <w:t>B. Study covered by region: approximately 100% under that proxy. Author boundaries are unavailable; exact overlap is unmeasured and boundary confidence is Low.</w:t>
+            </w:r>
+          </w:p>
+          <w:p>
+            <w:pPr>
+              <w:spacing w:after="40" w:before="0" w:line="240" w:lineRule="auto"/>
+            </w:pPr>
+            <w:r>
+              <w:rPr>
+                <w:rFonts w:ascii="Calibri" w:hAnsi="Calibri"/>
+                <w:sz w:val="21"/>
+                <w:color w:val="000000"/>
+              </w:rPr>
+              <w:t>B. Study covered by region: approximately 100% under that proxy.</w:t>
             </w:r>
           </w:p>
         </w:tc>
@@ -1320,10 +1420,20 @@
                 <w:sz w:val="21"/>
                 <w:color w:val="000000"/>
               </w:rPr>
-              <w:t>GE and With Egestion return WARN; TE returns FAIL. All 120 source-recipient entries per method were inspected, including unfished groups and import. Inherited near-singular MC TE and negative/unsupported methods remain. Expanded mapping cannot approve these failed results.</w:t>
+              <w:t>With Egestion returns WARN. Inherited near-singular Monte Carlo TE and negative/unsupported methods remain. Failed TE annual PPR is unavailable; broader mapping does not resolve these scientific limits.</w:t>
             </w:r>
+          </w:p>
+          <w:p>
+            <w:pPr>
+              <w:spacing w:after="40" w:before="0" w:line="240" w:lineRule="auto"/>
+            </w:pPr>
             <w:r>
-              <w:t xml:space="preserve"> </w:t>
+              <w:rPr>
+                <w:rFonts w:ascii="Calibri" w:hAnsi="Calibri"/>
+                <w:sz w:val="21"/>
+                <w:color w:val="000000"/>
+              </w:rPr>
+              <w:t/>
             </w:r>
             <w:hyperlink r:id="rId19">
               <w:r>
@@ -1684,7 +1794,7 @@
                 <w:color w:val="000000"/>
                 <w:sz w:val="20"/>
               </w:rPr>
-              <w:t>Taxa</w:t>
+              <w:t>Taxa (n)</w:t>
             </w:r>
           </w:p>
         </w:tc>
@@ -1717,7 +1827,7 @@
                 <w:color w:val="000000"/>
                 <w:sz w:val="20"/>
               </w:rPr>
-              <w:t>Catch percentage</w:t>
+              <w:t>Catch (%)</w:t>
             </w:r>
           </w:p>
         </w:tc>
@@ -1750,7 +1860,7 @@
                 <w:color w:val="000000"/>
                 <w:sz w:val="20"/>
               </w:rPr>
-              <w:t>PPR percentage</w:t>
+              <w:t>Simple-chain PPR (%)</w:t>
             </w:r>
           </w:p>
         </w:tc>
@@ -1854,7 +1964,7 @@
                 <w:color w:val="000000"/>
                 <w:sz w:val="20"/>
               </w:rPr>
-              <w:t>33.0296%</w:t>
+              <w:t>33%</w:t>
             </w:r>
           </w:p>
         </w:tc>
@@ -1887,7 +1997,7 @@
                 <w:color w:val="000000"/>
                 <w:sz w:val="20"/>
               </w:rPr>
-              <w:t>64.0466%</w:t>
+              <w:t>64%</w:t>
             </w:r>
           </w:p>
         </w:tc>
@@ -1991,7 +2101,7 @@
                 <w:color w:val="000000"/>
                 <w:sz w:val="20"/>
               </w:rPr>
-              <w:t>55.8556%</w:t>
+              <w:t>56%</w:t>
             </w:r>
           </w:p>
         </w:tc>
@@ -2024,7 +2134,7 @@
                 <w:color w:val="000000"/>
                 <w:sz w:val="20"/>
               </w:rPr>
-              <w:t>31.4082%</w:t>
+              <w:t>31%</w:t>
             </w:r>
           </w:p>
         </w:tc>
@@ -2128,7 +2238,7 @@
                 <w:color w:val="000000"/>
                 <w:sz w:val="20"/>
               </w:rPr>
-              <w:t>0.0901%</w:t>
+              <w:t>0.090%</w:t>
             </w:r>
           </w:p>
         </w:tc>
@@ -2161,7 +2271,7 @@
                 <w:color w:val="000000"/>
                 <w:sz w:val="20"/>
               </w:rPr>
-              <w:t>0.3575%</w:t>
+              <w:t>0.36%</w:t>
             </w:r>
           </w:p>
         </w:tc>
@@ -2265,7 +2375,7 @@
                 <w:color w:val="000000"/>
                 <w:sz w:val="20"/>
               </w:rPr>
-              <w:t>11.0196%</w:t>
+              <w:t>11%</w:t>
             </w:r>
           </w:p>
         </w:tc>
@@ -2298,7 +2408,7 @@
                 <w:color w:val="000000"/>
                 <w:sz w:val="20"/>
               </w:rPr>
-              <w:t>4.1872%</w:t>
+              <w:t>4.2%</w:t>
             </w:r>
           </w:p>
         </w:tc>
@@ -2435,7 +2545,7 @@
                 <w:color w:val="000000"/>
                 <w:sz w:val="20"/>
               </w:rPr>
-              <w:t>0.0005%</w:t>
+              <w:t>0.00050%</w:t>
             </w:r>
           </w:p>
         </w:tc>
@@ -2689,7 +2799,7 @@
                 <w:color w:val="000000"/>
                 <w:sz w:val="20"/>
               </w:rPr>
-              <w:t>92.5385%</w:t>
+              <w:t>93%</w:t>
             </w:r>
           </w:p>
         </w:tc>
@@ -2793,7 +2903,7 @@
                 <w:color w:val="000000"/>
                 <w:sz w:val="20"/>
               </w:rPr>
-              <w:t>2.7698%</w:t>
+              <w:t>2.8%</w:t>
             </w:r>
           </w:p>
         </w:tc>
@@ -2897,7 +3007,7 @@
                 <w:color w:val="000000"/>
                 <w:sz w:val="20"/>
               </w:rPr>
-              <w:t>1.8253%</w:t>
+              <w:t>1.8%</w:t>
             </w:r>
           </w:p>
         </w:tc>
@@ -3001,7 +3111,7 @@
                 <w:color w:val="000000"/>
                 <w:sz w:val="20"/>
               </w:rPr>
-              <w:t>1.4174%</w:t>
+              <w:t>1.4%</w:t>
             </w:r>
           </w:p>
         </w:tc>
@@ -3105,7 +3215,7 @@
                 <w:color w:val="000000"/>
                 <w:sz w:val="20"/>
               </w:rPr>
-              <w:t>0.9010%</w:t>
+              <w:t>0.90%</w:t>
             </w:r>
           </w:p>
         </w:tc>
@@ -3209,7 +3319,7 @@
                 <w:color w:val="000000"/>
                 <w:sz w:val="20"/>
               </w:rPr>
-              <w:t>0.3575%</w:t>
+              <w:t>0.36%</w:t>
             </w:r>
           </w:p>
         </w:tc>
@@ -3313,7 +3423,7 @@
                 <w:color w:val="000000"/>
                 <w:sz w:val="20"/>
               </w:rPr>
-              <w:t>0.1900%</w:t>
+              <w:t>0.19%</w:t>
             </w:r>
           </w:p>
         </w:tc>
@@ -3417,7 +3527,7 @@
                 <w:color w:val="000000"/>
                 <w:sz w:val="20"/>
               </w:rPr>
-              <w:t>0.0005%</w:t>
+              <w:t>0.00050%</w:t>
             </w:r>
           </w:p>
         </w:tc>
@@ -3698,7 +3808,7 @@
                 <w:color w:val="000000"/>
                 <w:sz w:val="20"/>
               </w:rPr>
-              <w:t>67.4159%</w:t>
+              <w:t>67%</w:t>
             </w:r>
           </w:p>
         </w:tc>
@@ -3802,7 +3912,7 @@
                 <w:color w:val="000000"/>
                 <w:sz w:val="20"/>
               </w:rPr>
-              <w:t>32.5836%</w:t>
+              <w:t>33%</w:t>
             </w:r>
           </w:p>
         </w:tc>
@@ -3906,7 +4016,7 @@
                 <w:color w:val="000000"/>
                 <w:sz w:val="20"/>
               </w:rPr>
-              <w:t>0.0005%</w:t>
+              <w:t>0.00050%</w:t>
             </w:r>
           </w:p>
         </w:tc>
@@ -3925,7 +4035,7 @@
           <w:color w:val="000000"/>
           <w:sz w:val="21"/>
         </w:rPr>
-        <w:t xml:space="preserve">Weights and assumptions: native group catches are unavailable. Canonical export=0 is not an observed stage fraction. Complete source biomass supplies every multi-group vector at Medium allocation confidence. Pollock supplies 48.9157% of 2019 landings and is allocated 53.874619% adult/nonjuvenile and 46.125381% juvenile, with equal catchability assumed and no recovered cutoff. Fixed 1980s proportions apply across all years and catch bases. Each rule table partitions the same simple-chain PPR. </w:t>
+        <w:t xml:space="preserve">Weights and assumptions: native group catches are unavailable. Canonical export=0 is not an observed stage fraction. Complete source biomass supplies every multi-group vector at Medium allocation confidence. Pollock supplies 48.9157% of 2019 landings and is allocated 53.874619% adult/nonjuvenile and 46.125381% juvenile, with equal catchability assumed and no recovered cutoff. Fixed 1980s proportions apply across all years and catch bases.  </w:t>
       </w:r>
       <w:hyperlink r:id="rId25">
         <w:r>
@@ -3950,7 +4060,26 @@
           <w:color w:val="000000"/>
           <w:sz w:val="21"/>
         </w:rPr>
-        <w:t xml:space="preserve">Unresolved: Cyprinidae, because unobserved freshwater family composition supplies no defensible local marine home. It retains 177.054315 t landings and 1,241.263560 t C classic PPR in the denominator. Very low: 46 labels, 11.0196% landings and 4.1872% classic PPR. These include broad bony/invertebrate unions and unrepresented cartilage, pelagic and grazing-fish analogues. Source Salmon is mostly zooplanktivorous, limiting tuna/shark transfer. Failed TE has signed caught contributions; ordinary positive confidence percentages are unavailable. </w:t>
+        <w:t>Each rule percentage is the share of independent simple-chain PPR associated with taxa using that rule.</w:t>
+      </w:r>
+    </w:p>
+    <w:p>
+      <w:pPr>
+        <w:keepNext w:val="0"/>
+        <w:pageBreakBefore w:val="0"/>
+        <w:spacing w:after="120"/>
+      </w:pPr>
+      <w:r>
+        <w:rPr>
+          <w:rFonts w:ascii="Calibri" w:hAnsi="Calibri"/>
+          <w:b w:val="0"/>
+          <w:color w:val="000000"/>
+          <w:sz w:val="21"/>
+        </w:rPr>
+        <w:t>Unresolved: Cyprinidae, because unknown freshwater-family composition has no defensible local marine assignment. Its 177.054315 t landings and 1,241.263560 t C simple-chain PPR remain in the totals. Very low: 46 labels, 11.0196% of landings and 4.1872% of simple-chain PPR. Failed TE has signed caught contributions, so ordinary positive confidence shares are unavailable.</w:t>
+      </w:r>
+      <w:r>
+        <w:t xml:space="preserve"> </w:t>
       </w:r>
       <w:hyperlink r:id="rId20">
         <w:r>
@@ -3962,7 +4091,7 @@
         </w:r>
       </w:hyperlink>
       <w:r>
-        <w:t xml:space="preserve"> | </w:t>
+        <w:t xml:space="preserve"> </w:t>
       </w:r>
       <w:hyperlink r:id="rId19">
         <w:r>
@@ -3974,6 +4103,1503 @@
         </w:r>
       </w:hyperlink>
     </w:p>
+    <w:p>
+      <w:pPr>
+        <w:pStyle w:val="Heading2"/>
+      </w:pPr>
+      <w:r>
+        <w:t>Very low decisions</w:t>
+      </w:r>
+    </w:p>
+    <w:tbl>
+      <w:tblPr>
+        <w:tblW w:type="auto" w:w="0"/>
+        <w:jc w:val="center"/>
+        <w:tblLayout w:type="fixed"/>
+        <w:tblLook w:firstColumn="1" w:firstRow="1" w:lastColumn="0" w:lastRow="0" w:noHBand="0" w:noVBand="1" w:val="04A0"/>
+      </w:tblPr>
+      <w:tblGrid>
+        <w:gridCol w:w="3298"/>
+        <w:gridCol w:w="6710"/>
+      </w:tblGrid>
+      <w:tr>
+        <w:trPr>
+          <w:cantSplit/>
+          <w:tblHeader/>
+        </w:trPr>
+        <w:tc>
+          <w:tcPr>
+            <w:tcW w:type="dxa" w:w="3298"/>
+            <w:vAlign w:val="center"/>
+            <w:shd w:fill="E5ECF0"/>
+            <w:tcMar>
+              <w:top w:w="90" w:type="dxa"/>
+              <w:bottom w:w="90" w:type="dxa"/>
+              <w:left w:w="110" w:type="dxa"/>
+              <w:right w:w="110" w:type="dxa"/>
+            </w:tcMar>
+            <w:tcBorders>
+              <w:top w:val="single" w:sz="5" w:color="D9D9D9"/>
+              <w:left w:val="single" w:sz="5" w:color="D9D9D9"/>
+              <w:bottom w:val="single" w:sz="5" w:color="D9D9D9"/>
+              <w:right w:val="single" w:sz="5" w:color="D9D9D9"/>
+            </w:tcBorders>
+          </w:tcPr>
+          <w:p>
+            <w:pPr>
+              <w:spacing w:after="40"/>
+            </w:pPr>
+            <w:r>
+              <w:rPr>
+                <w:rFonts w:ascii="Calibri" w:hAnsi="Calibri"/>
+                <w:b/>
+                <w:sz w:val="21"/>
+              </w:rPr>
+              <w:t>Affected taxa</w:t>
+            </w:r>
+          </w:p>
+        </w:tc>
+        <w:tc>
+          <w:tcPr>
+            <w:tcW w:type="dxa" w:w="6710"/>
+            <w:vAlign w:val="center"/>
+            <w:shd w:fill="E5ECF0"/>
+            <w:tcMar>
+              <w:top w:w="90" w:type="dxa"/>
+              <w:bottom w:w="90" w:type="dxa"/>
+              <w:left w:w="110" w:type="dxa"/>
+              <w:right w:w="110" w:type="dxa"/>
+            </w:tcMar>
+            <w:tcBorders>
+              <w:top w:val="single" w:sz="5" w:color="D9D9D9"/>
+              <w:left w:val="single" w:sz="5" w:color="D9D9D9"/>
+              <w:bottom w:val="single" w:sz="5" w:color="D9D9D9"/>
+              <w:right w:val="single" w:sz="5" w:color="D9D9D9"/>
+            </w:tcBorders>
+          </w:tcPr>
+          <w:p>
+            <w:pPr>
+              <w:spacing w:after="40"/>
+            </w:pPr>
+            <w:r>
+              <w:rPr>
+                <w:rFonts w:ascii="Calibri" w:hAnsi="Calibri"/>
+                <w:b/>
+                <w:sz w:val="21"/>
+              </w:rPr>
+              <w:t>Why confidence is very low</w:t>
+            </w:r>
+          </w:p>
+        </w:tc>
+      </w:tr>
+      <w:tr>
+        <w:trPr>
+          <w:cantSplit/>
+        </w:trPr>
+        <w:tc>
+          <w:tcPr>
+            <w:tcW w:type="dxa" w:w="3298"/>
+            <w:vAlign w:val="center"/>
+            <w:shd w:fill="FFFFFF"/>
+            <w:tcMar>
+              <w:top w:w="90" w:type="dxa"/>
+              <w:bottom w:w="90" w:type="dxa"/>
+              <w:left w:w="110" w:type="dxa"/>
+              <w:right w:w="110" w:type="dxa"/>
+            </w:tcMar>
+            <w:tcBorders>
+              <w:top w:val="single" w:sz="5" w:color="D9D9D9"/>
+              <w:left w:val="single" w:sz="5" w:color="D9D9D9"/>
+              <w:bottom w:val="single" w:sz="5" w:color="D9D9D9"/>
+              <w:right w:val="single" w:sz="5" w:color="D9D9D9"/>
+            </w:tcBorders>
+          </w:tcPr>
+          <w:p>
+            <w:pPr>
+              <w:spacing w:after="40"/>
+            </w:pPr>
+            <w:r>
+              <w:rPr>
+                <w:rFonts w:ascii="Calibri" w:hAnsi="Calibri"/>
+                <w:sz w:val="21"/>
+              </w:rPr>
+              <w:t>Actinopterygii; Marine fishes not identified</w:t>
+            </w:r>
+          </w:p>
+        </w:tc>
+        <w:tc>
+          <w:tcPr>
+            <w:tcW w:type="dxa" w:w="6710"/>
+            <w:vAlign w:val="center"/>
+            <w:shd w:fill="FFFFFF"/>
+            <w:tcMar>
+              <w:top w:w="90" w:type="dxa"/>
+              <w:bottom w:w="90" w:type="dxa"/>
+              <w:left w:w="110" w:type="dxa"/>
+              <w:right w:w="110" w:type="dxa"/>
+            </w:tcMar>
+            <w:tcBorders>
+              <w:top w:val="single" w:sz="5" w:color="D9D9D9"/>
+              <w:left w:val="single" w:sz="5" w:color="D9D9D9"/>
+              <w:bottom w:val="single" w:sz="5" w:color="D9D9D9"/>
+              <w:right w:val="single" w:sz="5" w:color="D9D9D9"/>
+            </w:tcBorders>
+          </w:tcPr>
+          <w:p>
+            <w:pPr>
+              <w:spacing w:after="40"/>
+            </w:pPr>
+            <w:r>
+              <w:rPr>
+                <w:rFonts w:ascii="Calibri" w:hAnsi="Calibri"/>
+                <w:sz w:val="21"/>
+              </w:rPr>
+              <w:t>Unobserved species, stage and depth composition spans all represented bony-fish groups 6–19. The reporting functional tag does not restrict the set to demersal fish. Split weights use source biomass with equal catchability assumed; fixed 1980s composition is transferred across catch years and bases.</w:t>
+            </w:r>
+          </w:p>
+        </w:tc>
+      </w:tr>
+      <w:tr>
+        <w:trPr>
+          <w:cantSplit/>
+        </w:trPr>
+        <w:tc>
+          <w:tcPr>
+            <w:tcW w:type="dxa" w:w="3298"/>
+            <w:vAlign w:val="center"/>
+            <w:shd w:fill="FFFFFF"/>
+            <w:tcMar>
+              <w:top w:w="90" w:type="dxa"/>
+              <w:bottom w:w="90" w:type="dxa"/>
+              <w:left w:w="110" w:type="dxa"/>
+              <w:right w:w="110" w:type="dxa"/>
+            </w:tcMar>
+            <w:tcBorders>
+              <w:top w:val="single" w:sz="5" w:color="D9D9D9"/>
+              <w:left w:val="single" w:sz="5" w:color="D9D9D9"/>
+              <w:bottom w:val="single" w:sz="5" w:color="D9D9D9"/>
+              <w:right w:val="single" w:sz="5" w:color="D9D9D9"/>
+            </w:tcBorders>
+          </w:tcPr>
+          <w:p>
+            <w:pPr>
+              <w:spacing w:after="40"/>
+            </w:pPr>
+            <w:r>
+              <w:rPr>
+                <w:rFonts w:ascii="Calibri" w:hAnsi="Calibri"/>
+                <w:sz w:val="21"/>
+              </w:rPr>
+              <w:t>Scomber; Scomber japonicus</w:t>
+            </w:r>
+          </w:p>
+        </w:tc>
+        <w:tc>
+          <w:tcPr>
+            <w:tcW w:type="dxa" w:w="6710"/>
+            <w:vAlign w:val="center"/>
+            <w:shd w:fill="FFFFFF"/>
+            <w:tcMar>
+              <w:top w:w="90" w:type="dxa"/>
+              <w:bottom w:w="90" w:type="dxa"/>
+              <w:left w:w="110" w:type="dxa"/>
+              <w:right w:w="110" w:type="dxa"/>
+            </w:tcMar>
+            <w:tcBorders>
+              <w:top w:val="single" w:sz="5" w:color="D9D9D9"/>
+              <w:left w:val="single" w:sz="5" w:color="D9D9D9"/>
+              <w:bottom w:val="single" w:sz="5" w:color="D9D9D9"/>
+              <w:right w:val="single" w:sz="5" w:color="D9D9D9"/>
+            </w:tcBorders>
+          </w:tcPr>
+          <w:p>
+            <w:pPr>
+              <w:spacing w:after="40"/>
+            </w:pPr>
+            <w:r>
+              <w:rPr>
+                <w:rFonts w:ascii="Calibri" w:hAnsi="Calibri"/>
+                <w:sz w:val="21"/>
+              </w:rPr>
+              <w:t>Pacific herring provides a coastal schooling pelagic-fish analogue. Scombrid lineage, greater piscivory and slope use differ; literal mackerel membership is absent. Allocation is 100% to herring.</w:t>
+            </w:r>
+          </w:p>
+        </w:tc>
+      </w:tr>
+      <w:tr>
+        <w:trPr>
+          <w:cantSplit/>
+        </w:trPr>
+        <w:tc>
+          <w:tcPr>
+            <w:tcW w:type="dxa" w:w="3298"/>
+            <w:vAlign w:val="center"/>
+            <w:shd w:fill="FFFFFF"/>
+            <w:tcMar>
+              <w:top w:w="90" w:type="dxa"/>
+              <w:bottom w:w="90" w:type="dxa"/>
+              <w:left w:w="110" w:type="dxa"/>
+              <w:right w:w="110" w:type="dxa"/>
+            </w:tcMar>
+            <w:tcBorders>
+              <w:top w:val="single" w:sz="5" w:color="D9D9D9"/>
+              <w:left w:val="single" w:sz="5" w:color="D9D9D9"/>
+              <w:bottom w:val="single" w:sz="5" w:color="D9D9D9"/>
+              <w:right w:val="single" w:sz="5" w:color="D9D9D9"/>
+            </w:tcBorders>
+          </w:tcPr>
+          <w:p>
+            <w:pPr>
+              <w:spacing w:after="40"/>
+            </w:pPr>
+            <w:r>
+              <w:rPr>
+                <w:rFonts w:ascii="Calibri" w:hAnsi="Calibri"/>
+                <w:sz w:val="21"/>
+              </w:rPr>
+              <w:t>Bramidae; Carangidae; Decapterus; Isurus; Isurus oxyrinchus; Prionace glauca; Rachycentridae; Rachycentron canadum; Scomberomorus niphonius; Seriola; Seriola dumerili; Seriola lalandi; Sphyraena barracuda; Thunnus alalunga; Thunnus orientalis; Trachurus; Trachurus japonicus; Xiphias gladius</w:t>
+            </w:r>
+          </w:p>
+        </w:tc>
+        <w:tc>
+          <w:tcPr>
+            <w:tcW w:type="dxa" w:w="6710"/>
+            <w:vAlign w:val="center"/>
+            <w:shd w:fill="FFFFFF"/>
+            <w:tcMar>
+              <w:top w:w="90" w:type="dxa"/>
+              <w:bottom w:w="90" w:type="dxa"/>
+              <w:left w:w="110" w:type="dxa"/>
+              <w:right w:w="110" w:type="dxa"/>
+            </w:tcMar>
+            <w:tcBorders>
+              <w:top w:val="single" w:sz="5" w:color="D9D9D9"/>
+              <w:left w:val="single" w:sz="5" w:color="D9D9D9"/>
+              <w:bottom w:val="single" w:sz="5" w:color="D9D9D9"/>
+              <w:right w:val="single" w:sz="5" w:color="D9D9D9"/>
+            </w:tcBorders>
+          </w:tcPr>
+          <w:p>
+            <w:pPr>
+              <w:spacing w:after="40"/>
+            </w:pPr>
+            <w:r>
+              <w:rPr>
+                <w:rFonts w:ascii="Calibri" w:hAnsi="Calibri"/>
+                <w:sz w:val="21"/>
+              </w:rPr>
+              <w:t>Source Salmon supplies a mobile marine water-column fish analogue. Its pooled diet is predominantly zooplanktivorous, and it has no species/size inventory establishing a large-pelagic-predator guild. Lineage, size, residency and habitat mismatches remain; each taxon receives 100% in Salmon.</w:t>
+            </w:r>
+          </w:p>
+        </w:tc>
+      </w:tr>
+      <w:tr>
+        <w:trPr>
+          <w:cantSplit/>
+        </w:trPr>
+        <w:tc>
+          <w:tcPr>
+            <w:tcW w:type="dxa" w:w="3298"/>
+            <w:vAlign w:val="center"/>
+            <w:shd w:fill="FFFFFF"/>
+            <w:tcMar>
+              <w:top w:w="90" w:type="dxa"/>
+              <w:bottom w:w="90" w:type="dxa"/>
+              <w:left w:w="110" w:type="dxa"/>
+              <w:right w:w="110" w:type="dxa"/>
+            </w:tcMar>
+            <w:tcBorders>
+              <w:top w:val="single" w:sz="5" w:color="D9D9D9"/>
+              <w:left w:val="single" w:sz="5" w:color="D9D9D9"/>
+              <w:bottom w:val="single" w:sz="5" w:color="D9D9D9"/>
+              <w:right w:val="single" w:sz="5" w:color="D9D9D9"/>
+            </w:tcBorders>
+          </w:tcPr>
+          <w:p>
+            <w:pPr>
+              <w:spacing w:after="40"/>
+            </w:pPr>
+            <w:r>
+              <w:rPr>
+                <w:rFonts w:ascii="Calibri" w:hAnsi="Calibri"/>
+                <w:sz w:val="21"/>
+              </w:rPr>
+              <w:t>Cololabis saira</w:t>
+            </w:r>
+          </w:p>
+        </w:tc>
+        <w:tc>
+          <w:tcPr>
+            <w:tcW w:type="dxa" w:w="6710"/>
+            <w:vAlign w:val="center"/>
+            <w:shd w:fill="FFFFFF"/>
+            <w:tcMar>
+              <w:top w:w="90" w:type="dxa"/>
+              <w:bottom w:w="90" w:type="dxa"/>
+              <w:left w:w="110" w:type="dxa"/>
+              <w:right w:w="110" w:type="dxa"/>
+            </w:tcMar>
+            <w:tcBorders>
+              <w:top w:val="single" w:sz="5" w:color="D9D9D9"/>
+              <w:left w:val="single" w:sz="5" w:color="D9D9D9"/>
+              <w:bottom w:val="single" w:sz="5" w:color="D9D9D9"/>
+              <w:right w:val="single" w:sz="5" w:color="D9D9D9"/>
+            </w:tcBorders>
+          </w:tcPr>
+          <w:p>
+            <w:pPr>
+              <w:spacing w:after="40"/>
+            </w:pPr>
+            <w:r>
+              <w:rPr>
+                <w:rFonts w:ascii="Calibri" w:hAnsi="Calibri"/>
+                <w:sz w:val="21"/>
+              </w:rPr>
+              <w:t>Capelin provides a schooling pelagic zooplanktivorous analogue. Saury oceanic/migratory ecology and beloniform lineage differ. Allocation is 100% to capelin.</w:t>
+            </w:r>
+          </w:p>
+        </w:tc>
+      </w:tr>
+      <w:tr>
+        <w:trPr>
+          <w:cantSplit/>
+        </w:trPr>
+        <w:tc>
+          <w:tcPr>
+            <w:tcW w:type="dxa" w:w="3298"/>
+            <w:vAlign w:val="center"/>
+            <w:shd w:fill="FFFFFF"/>
+            <w:tcMar>
+              <w:top w:w="90" w:type="dxa"/>
+              <w:bottom w:w="90" w:type="dxa"/>
+              <w:left w:w="110" w:type="dxa"/>
+              <w:right w:w="110" w:type="dxa"/>
+            </w:tcMar>
+            <w:tcBorders>
+              <w:top w:val="single" w:sz="5" w:color="D9D9D9"/>
+              <w:left w:val="single" w:sz="5" w:color="D9D9D9"/>
+              <w:bottom w:val="single" w:sz="5" w:color="D9D9D9"/>
+              <w:right w:val="single" w:sz="5" w:color="D9D9D9"/>
+            </w:tcBorders>
+          </w:tcPr>
+          <w:p>
+            <w:pPr>
+              <w:spacing w:after="40"/>
+            </w:pPr>
+            <w:r>
+              <w:rPr>
+                <w:rFonts w:ascii="Calibri" w:hAnsi="Calibri"/>
+                <w:sz w:val="21"/>
+              </w:rPr>
+              <w:t>Cephalopoda; Octopoda</w:t>
+            </w:r>
+          </w:p>
+        </w:tc>
+        <w:tc>
+          <w:tcPr>
+            <w:tcW w:type="dxa" w:w="6710"/>
+            <w:vAlign w:val="center"/>
+            <w:shd w:fill="FFFFFF"/>
+            <w:tcMar>
+              <w:top w:w="90" w:type="dxa"/>
+              <w:bottom w:w="90" w:type="dxa"/>
+              <w:left w:w="110" w:type="dxa"/>
+              <w:right w:w="110" w:type="dxa"/>
+            </w:tcMar>
+            <w:tcBorders>
+              <w:top w:val="single" w:sz="5" w:color="D9D9D9"/>
+              <w:left w:val="single" w:sz="5" w:color="D9D9D9"/>
+              <w:bottom w:val="single" w:sz="5" w:color="D9D9D9"/>
+              <w:right w:val="single" w:sz="5" w:color="D9D9D9"/>
+            </w:tcBorders>
+          </w:tcPr>
+          <w:p>
+            <w:pPr>
+              <w:spacing w:after="40"/>
+            </w:pPr>
+            <w:r>
+              <w:rPr>
+                <w:rFonts w:ascii="Calibri" w:hAnsi="Calibri"/>
+                <w:sz w:val="21"/>
+              </w:rPr>
+              <w:t>Squids and carnivorous benthos approximate pelagic and benthic cephalopods. Octopus/cuttlefish/argonaut components are not literal listed squid members; habitat and lineage composition is unknown. Split weights use source biomass with equal catchability assumed; fixed 1980s composition is transferred across catch years and bases.</w:t>
+            </w:r>
+          </w:p>
+        </w:tc>
+      </w:tr>
+      <w:tr>
+        <w:trPr>
+          <w:cantSplit/>
+        </w:trPr>
+        <w:tc>
+          <w:tcPr>
+            <w:tcW w:type="dxa" w:w="3298"/>
+            <w:vAlign w:val="center"/>
+            <w:shd w:fill="FFFFFF"/>
+            <w:tcMar>
+              <w:top w:w="90" w:type="dxa"/>
+              <w:bottom w:w="90" w:type="dxa"/>
+              <w:left w:w="110" w:type="dxa"/>
+              <w:right w:w="110" w:type="dxa"/>
+            </w:tcMar>
+            <w:tcBorders>
+              <w:top w:val="single" w:sz="5" w:color="D9D9D9"/>
+              <w:left w:val="single" w:sz="5" w:color="D9D9D9"/>
+              <w:bottom w:val="single" w:sz="5" w:color="D9D9D9"/>
+              <w:right w:val="single" w:sz="5" w:color="D9D9D9"/>
+            </w:tcBorders>
+          </w:tcPr>
+          <w:p>
+            <w:pPr>
+              <w:spacing w:after="40"/>
+            </w:pPr>
+            <w:r>
+              <w:rPr>
+                <w:rFonts w:ascii="Calibri" w:hAnsi="Calibri"/>
+                <w:sz w:val="21"/>
+              </w:rPr>
+              <w:t>Scombridae; Scombroidei</w:t>
+            </w:r>
+          </w:p>
+        </w:tc>
+        <w:tc>
+          <w:tcPr>
+            <w:tcW w:type="dxa" w:w="6710"/>
+            <w:vAlign w:val="center"/>
+            <w:shd w:fill="FFFFFF"/>
+            <w:tcMar>
+              <w:top w:w="90" w:type="dxa"/>
+              <w:bottom w:w="90" w:type="dxa"/>
+              <w:left w:w="110" w:type="dxa"/>
+              <w:right w:w="110" w:type="dxa"/>
+            </w:tcMar>
+            <w:tcBorders>
+              <w:top w:val="single" w:sz="5" w:color="D9D9D9"/>
+              <w:left w:val="single" w:sz="5" w:color="D9D9D9"/>
+              <w:bottom w:val="single" w:sz="5" w:color="D9D9D9"/>
+              <w:right w:val="single" w:sz="5" w:color="D9D9D9"/>
+            </w:tcBorders>
+          </w:tcPr>
+          <w:p>
+            <w:pPr>
+              <w:spacing w:after="40"/>
+            </w:pPr>
+            <w:r>
+              <w:rPr>
+                <w:rFonts w:ascii="Calibri" w:hAnsi="Calibri"/>
+                <w:sz w:val="21"/>
+              </w:rPr>
+              <w:t>Herring and Salmon provide coastal-schooling and mobile marine-fish analogues for absent mackerel, tuna, bonito and billfish components. Lineage and historical reporting scope differ; constituent shares are unobserved. Split weights use source biomass with equal catchability assumed; fixed 1980s composition is transferred across catch years and bases.</w:t>
+            </w:r>
+          </w:p>
+        </w:tc>
+      </w:tr>
+      <w:tr>
+        <w:trPr>
+          <w:cantSplit/>
+        </w:trPr>
+        <w:tc>
+          <w:tcPr>
+            <w:tcW w:type="dxa" w:w="3298"/>
+            <w:vAlign w:val="center"/>
+            <w:shd w:fill="FFFFFF"/>
+            <w:tcMar>
+              <w:top w:w="90" w:type="dxa"/>
+              <w:bottom w:w="90" w:type="dxa"/>
+              <w:left w:w="110" w:type="dxa"/>
+              <w:right w:w="110" w:type="dxa"/>
+            </w:tcMar>
+            <w:tcBorders>
+              <w:top w:val="single" w:sz="5" w:color="D9D9D9"/>
+              <w:left w:val="single" w:sz="5" w:color="D9D9D9"/>
+              <w:bottom w:val="single" w:sz="5" w:color="D9D9D9"/>
+              <w:right w:val="single" w:sz="5" w:color="D9D9D9"/>
+            </w:tcBorders>
+          </w:tcPr>
+          <w:p>
+            <w:pPr>
+              <w:spacing w:after="40"/>
+            </w:pPr>
+            <w:r>
+              <w:rPr>
+                <w:rFonts w:ascii="Calibri" w:hAnsi="Calibri"/>
+                <w:sz w:val="21"/>
+              </w:rPr>
+              <w:t>Engraulis japonicus</w:t>
+            </w:r>
+          </w:p>
+        </w:tc>
+        <w:tc>
+          <w:tcPr>
+            <w:tcW w:type="dxa" w:w="6710"/>
+            <w:vAlign w:val="center"/>
+            <w:shd w:fill="FFFFFF"/>
+            <w:tcMar>
+              <w:top w:w="90" w:type="dxa"/>
+              <w:bottom w:w="90" w:type="dxa"/>
+              <w:left w:w="110" w:type="dxa"/>
+              <w:right w:w="110" w:type="dxa"/>
+            </w:tcMar>
+            <w:tcBorders>
+              <w:top w:val="single" w:sz="5" w:color="D9D9D9"/>
+              <w:left w:val="single" w:sz="5" w:color="D9D9D9"/>
+              <w:bottom w:val="single" w:sz="5" w:color="D9D9D9"/>
+              <w:right w:val="single" w:sz="5" w:color="D9D9D9"/>
+            </w:tcBorders>
+          </w:tcPr>
+          <w:p>
+            <w:pPr>
+              <w:spacing w:after="40"/>
+            </w:pPr>
+            <w:r>
+              <w:rPr>
+                <w:rFonts w:ascii="Calibri" w:hAnsi="Calibri"/>
+                <w:sz w:val="21"/>
+              </w:rPr>
+              <w:t>Pacific Sardine provides a schooling clupeoid plankton-filtering analogue. Engraulid identity differs and the source sardine binomial is unverified. Allocation is 100% to sardine.</w:t>
+            </w:r>
+          </w:p>
+        </w:tc>
+      </w:tr>
+      <w:tr>
+        <w:trPr>
+          <w:cantSplit/>
+        </w:trPr>
+        <w:tc>
+          <w:tcPr>
+            <w:tcW w:type="dxa" w:w="3298"/>
+            <w:vAlign w:val="center"/>
+            <w:shd w:fill="FFFFFF"/>
+            <w:tcMar>
+              <w:top w:w="90" w:type="dxa"/>
+              <w:bottom w:w="90" w:type="dxa"/>
+              <w:left w:w="110" w:type="dxa"/>
+              <w:right w:w="110" w:type="dxa"/>
+            </w:tcMar>
+            <w:tcBorders>
+              <w:top w:val="single" w:sz="5" w:color="D9D9D9"/>
+              <w:left w:val="single" w:sz="5" w:color="D9D9D9"/>
+              <w:bottom w:val="single" w:sz="5" w:color="D9D9D9"/>
+              <w:right w:val="single" w:sz="5" w:color="D9D9D9"/>
+            </w:tcBorders>
+          </w:tcPr>
+          <w:p>
+            <w:pPr>
+              <w:spacing w:after="40"/>
+            </w:pPr>
+            <w:r>
+              <w:rPr>
+                <w:rFonts w:ascii="Calibri" w:hAnsi="Calibri"/>
+                <w:sz w:val="21"/>
+              </w:rPr>
+              <w:t>Miscellaneous marine crustaceans</w:t>
+            </w:r>
+          </w:p>
+        </w:tc>
+        <w:tc>
+          <w:tcPr>
+            <w:tcW w:type="dxa" w:w="6710"/>
+            <w:vAlign w:val="center"/>
+            <w:shd w:fill="FFFFFF"/>
+            <w:tcMar>
+              <w:top w:w="90" w:type="dxa"/>
+              <w:bottom w:w="90" w:type="dxa"/>
+              <w:left w:w="110" w:type="dxa"/>
+              <w:right w:w="110" w:type="dxa"/>
+            </w:tcMar>
+            <w:tcBorders>
+              <w:top w:val="single" w:sz="5" w:color="D9D9D9"/>
+              <w:left w:val="single" w:sz="5" w:color="D9D9D9"/>
+              <w:bottom w:val="single" w:sz="5" w:color="D9D9D9"/>
+              <w:right w:val="single" w:sz="5" w:color="D9D9D9"/>
+            </w:tcBorders>
+          </w:tcPr>
+          <w:p>
+            <w:pPr>
+              <w:spacing w:after="40"/>
+            </w:pPr>
+            <w:r>
+              <w:rPr>
+                <w:rFonts w:ascii="Calibri" w:hAnsi="Calibri"/>
+                <w:sz w:val="21"/>
+              </w:rPr>
+              <w:t>Crabs and shrimps plus inferred crustacean components of benthos and zooplankton approximate this broad label. Residual pools also contain non-crustaceans; constituent shares are unknown. Split weights use source biomass with equal catchability assumed; fixed 1980s composition is transferred across catch years and bases.</w:t>
+            </w:r>
+          </w:p>
+        </w:tc>
+      </w:tr>
+      <w:tr>
+        <w:trPr>
+          <w:cantSplit/>
+        </w:trPr>
+        <w:tc>
+          <w:tcPr>
+            <w:tcW w:type="dxa" w:w="3298"/>
+            <w:vAlign w:val="center"/>
+            <w:shd w:fill="FFFFFF"/>
+            <w:tcMar>
+              <w:top w:w="90" w:type="dxa"/>
+              <w:bottom w:w="90" w:type="dxa"/>
+              <w:left w:w="110" w:type="dxa"/>
+              <w:right w:w="110" w:type="dxa"/>
+            </w:tcMar>
+            <w:tcBorders>
+              <w:top w:val="single" w:sz="5" w:color="D9D9D9"/>
+              <w:left w:val="single" w:sz="5" w:color="D9D9D9"/>
+              <w:bottom w:val="single" w:sz="5" w:color="D9D9D9"/>
+              <w:right w:val="single" w:sz="5" w:color="D9D9D9"/>
+            </w:tcBorders>
+          </w:tcPr>
+          <w:p>
+            <w:pPr>
+              <w:spacing w:after="40"/>
+            </w:pPr>
+            <w:r>
+              <w:rPr>
+                <w:rFonts w:ascii="Calibri" w:hAnsi="Calibri"/>
+                <w:sz w:val="21"/>
+              </w:rPr>
+              <w:t>Salmonidae</w:t>
+            </w:r>
+          </w:p>
+        </w:tc>
+        <w:tc>
+          <w:tcPr>
+            <w:tcW w:type="dxa" w:w="6710"/>
+            <w:vAlign w:val="center"/>
+            <w:shd w:fill="FFFFFF"/>
+            <w:tcMar>
+              <w:top w:w="90" w:type="dxa"/>
+              <w:bottom w:w="90" w:type="dxa"/>
+              <w:left w:w="110" w:type="dxa"/>
+              <w:right w:w="110" w:type="dxa"/>
+            </w:tcMar>
+            <w:tcBorders>
+              <w:top w:val="single" w:sz="5" w:color="D9D9D9"/>
+              <w:left w:val="single" w:sz="5" w:color="D9D9D9"/>
+              <w:bottom w:val="single" w:sz="5" w:color="D9D9D9"/>
+              <w:right w:val="single" w:sz="5" w:color="D9D9D9"/>
+            </w:tcBorders>
+          </w:tcPr>
+          <w:p>
+            <w:pPr>
+              <w:spacing w:after="40"/>
+            </w:pPr>
+            <w:r>
+              <w:rPr>
+                <w:rFonts w:ascii="Calibri" w:hAnsi="Calibri"/>
+                <w:sz w:val="21"/>
+              </w:rPr>
+              <w:t>Source Salmon is not an exhaustive salmonid-family inventory. Trout, char and whitefish introduce unrepresented freshwater habitats and feeding modes into the broad-family approximation.</w:t>
+            </w:r>
+          </w:p>
+        </w:tc>
+      </w:tr>
+      <w:tr>
+        <w:trPr>
+          <w:cantSplit/>
+        </w:trPr>
+        <w:tc>
+          <w:tcPr>
+            <w:tcW w:type="dxa" w:w="3298"/>
+            <w:vAlign w:val="center"/>
+            <w:shd w:fill="FFFFFF"/>
+            <w:tcMar>
+              <w:top w:w="90" w:type="dxa"/>
+              <w:bottom w:w="90" w:type="dxa"/>
+              <w:left w:w="110" w:type="dxa"/>
+              <w:right w:w="110" w:type="dxa"/>
+            </w:tcMar>
+            <w:tcBorders>
+              <w:top w:val="single" w:sz="5" w:color="D9D9D9"/>
+              <w:left w:val="single" w:sz="5" w:color="D9D9D9"/>
+              <w:bottom w:val="single" w:sz="5" w:color="D9D9D9"/>
+              <w:right w:val="single" w:sz="5" w:color="D9D9D9"/>
+            </w:tcBorders>
+          </w:tcPr>
+          <w:p>
+            <w:pPr>
+              <w:spacing w:after="40"/>
+            </w:pPr>
+            <w:r>
+              <w:rPr>
+                <w:rFonts w:ascii="Calibri" w:hAnsi="Calibri"/>
+                <w:sz w:val="21"/>
+              </w:rPr>
+              <w:t>Chondrichthyes; Elasmobranchii</w:t>
+            </w:r>
+          </w:p>
+        </w:tc>
+        <w:tc>
+          <w:tcPr>
+            <w:tcW w:type="dxa" w:w="6710"/>
+            <w:vAlign w:val="center"/>
+            <w:shd w:fill="FFFFFF"/>
+            <w:tcMar>
+              <w:top w:w="90" w:type="dxa"/>
+              <w:bottom w:w="90" w:type="dxa"/>
+              <w:left w:w="110" w:type="dxa"/>
+              <w:right w:w="110" w:type="dxa"/>
+            </w:tcMar>
+            <w:tcBorders>
+              <w:top w:val="single" w:sz="5" w:color="D9D9D9"/>
+              <w:left w:val="single" w:sz="5" w:color="D9D9D9"/>
+              <w:bottom w:val="single" w:sz="5" w:color="D9D9D9"/>
+              <w:right w:val="single" w:sz="5" w:color="D9D9D9"/>
+            </w:tcBorders>
+          </w:tcPr>
+          <w:p>
+            <w:pPr>
+              <w:spacing w:after="40"/>
+            </w:pPr>
+            <w:r>
+              <w:rPr>
+                <w:rFonts w:ascii="Calibri" w:hAnsi="Calibri"/>
+                <w:sz w:val="21"/>
+              </w:rPr>
+              <w:t>No cartilage compartment is represented. Pollock, Salmon, residual bottom fish and mesopelagic fish form a weak habitat/predatory-fish analogue union; lineage, body form and constituent shares differ. Split weights use source biomass with equal catchability assumed; fixed 1980s composition is transferred across catch years and bases.</w:t>
+            </w:r>
+          </w:p>
+        </w:tc>
+      </w:tr>
+      <w:tr>
+        <w:trPr>
+          <w:cantSplit/>
+        </w:trPr>
+        <w:tc>
+          <w:tcPr>
+            <w:tcW w:type="dxa" w:w="3298"/>
+            <w:vAlign w:val="center"/>
+            <w:shd w:fill="FFFFFF"/>
+            <w:tcMar>
+              <w:top w:w="90" w:type="dxa"/>
+              <w:bottom w:w="90" w:type="dxa"/>
+              <w:left w:w="110" w:type="dxa"/>
+              <w:right w:w="110" w:type="dxa"/>
+            </w:tcMar>
+            <w:tcBorders>
+              <w:top w:val="single" w:sz="5" w:color="D9D9D9"/>
+              <w:left w:val="single" w:sz="5" w:color="D9D9D9"/>
+              <w:bottom w:val="single" w:sz="5" w:color="D9D9D9"/>
+              <w:right w:val="single" w:sz="5" w:color="D9D9D9"/>
+            </w:tcBorders>
+          </w:tcPr>
+          <w:p>
+            <w:pPr>
+              <w:spacing w:after="40"/>
+            </w:pPr>
+            <w:r>
+              <w:rPr>
+                <w:rFonts w:ascii="Calibri" w:hAnsi="Calibri"/>
+                <w:sz w:val="21"/>
+              </w:rPr>
+              <w:t>Panulirus; Squillidae</w:t>
+            </w:r>
+          </w:p>
+        </w:tc>
+        <w:tc>
+          <w:tcPr>
+            <w:tcW w:type="dxa" w:w="6710"/>
+            <w:vAlign w:val="center"/>
+            <w:shd w:fill="FFFFFF"/>
+            <w:tcMar>
+              <w:top w:w="90" w:type="dxa"/>
+              <w:bottom w:w="90" w:type="dxa"/>
+              <w:left w:w="110" w:type="dxa"/>
+              <w:right w:w="110" w:type="dxa"/>
+            </w:tcMar>
+            <w:tcBorders>
+              <w:top w:val="single" w:sz="5" w:color="D9D9D9"/>
+              <w:left w:val="single" w:sz="5" w:color="D9D9D9"/>
+              <w:bottom w:val="single" w:sz="5" w:color="D9D9D9"/>
+              <w:right w:val="single" w:sz="5" w:color="D9D9D9"/>
+            </w:tcBorders>
+          </w:tcPr>
+          <w:p>
+            <w:pPr>
+              <w:spacing w:after="40"/>
+            </w:pPr>
+            <w:r>
+              <w:rPr>
+                <w:rFonts w:ascii="Calibri" w:hAnsi="Calibri"/>
+                <w:sz w:val="21"/>
+              </w:rPr>
+              <w:t>Crabs and shrimps and Carnivorous invertebrates provide competing benthic crustacean/feeding analogues. No inventory establishes literal lobster or mantis-shrimp membership; lineage, feeding pooling and lobster shallow-water transfer remain uncertain. Split weights use source biomass with equal catchability assumed; fixed 1980s composition is transferred across catch years and bases.</w:t>
+            </w:r>
+          </w:p>
+        </w:tc>
+      </w:tr>
+      <w:tr>
+        <w:trPr>
+          <w:cantSplit/>
+        </w:trPr>
+        <w:tc>
+          <w:tcPr>
+            <w:tcW w:type="dxa" w:w="3298"/>
+            <w:vAlign w:val="center"/>
+            <w:shd w:fill="FFFFFF"/>
+            <w:tcMar>
+              <w:top w:w="90" w:type="dxa"/>
+              <w:bottom w:w="90" w:type="dxa"/>
+              <w:left w:w="110" w:type="dxa"/>
+              <w:right w:w="110" w:type="dxa"/>
+            </w:tcMar>
+            <w:tcBorders>
+              <w:top w:val="single" w:sz="5" w:color="D9D9D9"/>
+              <w:left w:val="single" w:sz="5" w:color="D9D9D9"/>
+              <w:bottom w:val="single" w:sz="5" w:color="D9D9D9"/>
+              <w:right w:val="single" w:sz="5" w:color="D9D9D9"/>
+            </w:tcBorders>
+          </w:tcPr>
+          <w:p>
+            <w:pPr>
+              <w:spacing w:after="40"/>
+            </w:pPr>
+            <w:r>
+              <w:rPr>
+                <w:rFonts w:ascii="Calibri" w:hAnsi="Calibri"/>
+                <w:sz w:val="21"/>
+              </w:rPr>
+              <w:t>Miscellaneous aquatic invertebrates</w:t>
+            </w:r>
+          </w:p>
+        </w:tc>
+        <w:tc>
+          <w:tcPr>
+            <w:tcW w:type="dxa" w:w="6710"/>
+            <w:vAlign w:val="center"/>
+            <w:shd w:fill="FFFFFF"/>
+            <w:tcMar>
+              <w:top w:w="90" w:type="dxa"/>
+              <w:bottom w:w="90" w:type="dxa"/>
+              <w:left w:w="110" w:type="dxa"/>
+              <w:right w:w="110" w:type="dxa"/>
+            </w:tcMar>
+            <w:tcBorders>
+              <w:top w:val="single" w:sz="5" w:color="D9D9D9"/>
+              <w:left w:val="single" w:sz="5" w:color="D9D9D9"/>
+              <w:bottom w:val="single" w:sz="5" w:color="D9D9D9"/>
+              <w:right w:val="single" w:sz="5" w:color="D9D9D9"/>
+            </w:tcBorders>
+          </w:tcPr>
+          <w:p>
+            <w:pPr>
+              <w:spacing w:after="40"/>
+            </w:pPr>
+            <w:r>
+              <w:rPr>
+                <w:rFonts w:ascii="Calibri" w:hAnsi="Calibri"/>
+                <w:sz w:val="21"/>
+              </w:rPr>
+              <w:t>Unknown composition can span named and residual benthic and pelagic invertebrate guilds. No source inventory or catch composition establishes the broad reporting mixture. Split weights use source biomass with equal catchability assumed; fixed 1980s composition is transferred across catch years and bases.</w:t>
+            </w:r>
+          </w:p>
+        </w:tc>
+      </w:tr>
+      <w:tr>
+        <w:trPr>
+          <w:cantSplit/>
+        </w:trPr>
+        <w:tc>
+          <w:tcPr>
+            <w:tcW w:type="dxa" w:w="3298"/>
+            <w:vAlign w:val="center"/>
+            <w:shd w:fill="FFFFFF"/>
+            <w:tcMar>
+              <w:top w:w="90" w:type="dxa"/>
+              <w:bottom w:w="90" w:type="dxa"/>
+              <w:left w:w="110" w:type="dxa"/>
+              <w:right w:w="110" w:type="dxa"/>
+            </w:tcMar>
+            <w:tcBorders>
+              <w:top w:val="single" w:sz="5" w:color="D9D9D9"/>
+              <w:left w:val="single" w:sz="5" w:color="D9D9D9"/>
+              <w:bottom w:val="single" w:sz="5" w:color="D9D9D9"/>
+              <w:right w:val="single" w:sz="5" w:color="D9D9D9"/>
+            </w:tcBorders>
+          </w:tcPr>
+          <w:p>
+            <w:pPr>
+              <w:spacing w:after="40"/>
+            </w:pPr>
+            <w:r>
+              <w:rPr>
+                <w:rFonts w:ascii="Calibri" w:hAnsi="Calibri"/>
+                <w:sz w:val="21"/>
+              </w:rPr>
+              <w:t>Mugil cephalus; Mugilidae; Scaridae</w:t>
+            </w:r>
+          </w:p>
+        </w:tc>
+        <w:tc>
+          <w:tcPr>
+            <w:tcW w:type="dxa" w:w="6710"/>
+            <w:vAlign w:val="center"/>
+            <w:shd w:fill="FFFFFF"/>
+            <w:tcMar>
+              <w:top w:w="90" w:type="dxa"/>
+              <w:bottom w:w="90" w:type="dxa"/>
+              <w:left w:w="110" w:type="dxa"/>
+              <w:right w:w="110" w:type="dxa"/>
+            </w:tcMar>
+            <w:tcBorders>
+              <w:top w:val="single" w:sz="5" w:color="D9D9D9"/>
+              <w:left w:val="single" w:sz="5" w:color="D9D9D9"/>
+              <w:bottom w:val="single" w:sz="5" w:color="D9D9D9"/>
+              <w:right w:val="single" w:sz="5" w:color="D9D9D9"/>
+            </w:tcBorders>
+          </w:tcPr>
+          <w:p>
+            <w:pPr>
+              <w:spacing w:after="40"/>
+            </w:pPr>
+            <w:r>
+              <w:rPr>
+                <w:rFonts w:ascii="Calibri" w:hAnsi="Calibri"/>
+                <w:sz w:val="21"/>
+              </w:rPr>
+              <w:t>Other bottom fishes provides a substrate-associated fish analogue. The model lacks a grazing/detritivorous fish group; feeding mode, reef/brackish habitat and lineage differ. Allocation is 100% to this analogue.</w:t>
+            </w:r>
+          </w:p>
+        </w:tc>
+      </w:tr>
+      <w:tr>
+        <w:trPr>
+          <w:cantSplit/>
+        </w:trPr>
+        <w:tc>
+          <w:tcPr>
+            <w:tcW w:type="dxa" w:w="3298"/>
+            <w:vAlign w:val="center"/>
+            <w:shd w:fill="FFFFFF"/>
+            <w:tcMar>
+              <w:top w:w="90" w:type="dxa"/>
+              <w:bottom w:w="90" w:type="dxa"/>
+              <w:left w:w="110" w:type="dxa"/>
+              <w:right w:w="110" w:type="dxa"/>
+            </w:tcMar>
+            <w:tcBorders>
+              <w:top w:val="single" w:sz="5" w:color="D9D9D9"/>
+              <w:left w:val="single" w:sz="5" w:color="D9D9D9"/>
+              <w:bottom w:val="single" w:sz="5" w:color="D9D9D9"/>
+              <w:right w:val="single" w:sz="5" w:color="D9D9D9"/>
+            </w:tcBorders>
+          </w:tcPr>
+          <w:p>
+            <w:pPr>
+              <w:spacing w:after="40"/>
+            </w:pPr>
+            <w:r>
+              <w:rPr>
+                <w:rFonts w:ascii="Calibri" w:hAnsi="Calibri"/>
+                <w:sz w:val="21"/>
+              </w:rPr>
+              <w:t>Perciformes</w:t>
+            </w:r>
+          </w:p>
+        </w:tc>
+        <w:tc>
+          <w:tcPr>
+            <w:tcW w:type="dxa" w:w="6710"/>
+            <w:vAlign w:val="center"/>
+            <w:shd w:fill="FFFFFF"/>
+            <w:tcMar>
+              <w:top w:w="90" w:type="dxa"/>
+              <w:bottom w:w="90" w:type="dxa"/>
+              <w:left w:w="110" w:type="dxa"/>
+              <w:right w:w="110" w:type="dxa"/>
+            </w:tcMar>
+            <w:tcBorders>
+              <w:top w:val="single" w:sz="5" w:color="D9D9D9"/>
+              <w:left w:val="single" w:sz="5" w:color="D9D9D9"/>
+              <w:bottom w:val="single" w:sz="5" w:color="D9D9D9"/>
+              <w:right w:val="single" w:sz="5" w:color="D9D9D9"/>
+            </w:tcBorders>
+          </w:tcPr>
+          <w:p>
+            <w:pPr>
+              <w:spacing w:after="40"/>
+            </w:pPr>
+            <w:r>
+              <w:rPr>
+                <w:rFonts w:ascii="Calibri" w:hAnsi="Calibri"/>
+                <w:sz w:val="21"/>
+              </w:rPr>
+              <w:t>Historical perch-like reporting crosses present-day taxonomy and habitats. Cottidae, Ammodytidae and residual fish pools are supplemented by herring/Salmon analogues for absent mackerels/jacks; herring is not a literal perch-like member. Split weights use source biomass with equal catchability assumed; fixed 1980s composition is transferred across catch years and bases.</w:t>
+            </w:r>
+          </w:p>
+        </w:tc>
+      </w:tr>
+      <w:tr>
+        <w:trPr>
+          <w:cantSplit/>
+        </w:trPr>
+        <w:tc>
+          <w:tcPr>
+            <w:tcW w:type="dxa" w:w="3298"/>
+            <w:vAlign w:val="center"/>
+            <w:shd w:fill="FFFFFF"/>
+            <w:tcMar>
+              <w:top w:w="90" w:type="dxa"/>
+              <w:bottom w:w="90" w:type="dxa"/>
+              <w:left w:w="110" w:type="dxa"/>
+              <w:right w:w="110" w:type="dxa"/>
+            </w:tcMar>
+            <w:tcBorders>
+              <w:top w:val="single" w:sz="5" w:color="D9D9D9"/>
+              <w:left w:val="single" w:sz="5" w:color="D9D9D9"/>
+              <w:bottom w:val="single" w:sz="5" w:color="D9D9D9"/>
+              <w:right w:val="single" w:sz="5" w:color="D9D9D9"/>
+            </w:tcBorders>
+          </w:tcPr>
+          <w:p>
+            <w:pPr>
+              <w:spacing w:after="40"/>
+            </w:pPr>
+            <w:r>
+              <w:rPr>
+                <w:rFonts w:ascii="Calibri" w:hAnsi="Calibri"/>
+                <w:sz w:val="21"/>
+              </w:rPr>
+              <w:t>Mollusca</w:t>
+            </w:r>
+          </w:p>
+        </w:tc>
+        <w:tc>
+          <w:tcPr>
+            <w:tcW w:type="dxa" w:w="6710"/>
+            <w:vAlign w:val="center"/>
+            <w:shd w:fill="FFFFFF"/>
+            <w:tcMar>
+              <w:top w:w="90" w:type="dxa"/>
+              <w:bottom w:w="90" w:type="dxa"/>
+              <w:left w:w="110" w:type="dxa"/>
+              <w:right w:w="110" w:type="dxa"/>
+            </w:tcMar>
+            <w:tcBorders>
+              <w:top w:val="single" w:sz="5" w:color="D9D9D9"/>
+              <w:left w:val="single" w:sz="5" w:color="D9D9D9"/>
+              <w:bottom w:val="single" w:sz="5" w:color="D9D9D9"/>
+              <w:right w:val="single" w:sz="5" w:color="D9D9D9"/>
+            </w:tcBorders>
+          </w:tcPr>
+          <w:p>
+            <w:pPr>
+              <w:spacing w:after="40"/>
+            </w:pPr>
+            <w:r>
+              <w:rPr>
+                <w:rFonts w:ascii="Calibri" w:hAnsi="Calibri"/>
+                <w:sz w:val="21"/>
+              </w:rPr>
+              <w:t>Squids and basal/carnivorous benthos approximate clams, seasnails and cephalopods. Residual benthos lacks an exhaustive species list, and whole-phylum composition is unobserved. Split weights use source biomass with equal catchability assumed; fixed 1980s composition is transferred across catch years and bases.</w:t>
+            </w:r>
+          </w:p>
+        </w:tc>
+      </w:tr>
+      <w:tr>
+        <w:trPr>
+          <w:cantSplit/>
+        </w:trPr>
+        <w:tc>
+          <w:tcPr>
+            <w:tcW w:type="dxa" w:w="3298"/>
+            <w:vAlign w:val="center"/>
+            <w:shd w:fill="FFFFFF"/>
+            <w:tcMar>
+              <w:top w:w="90" w:type="dxa"/>
+              <w:bottom w:w="90" w:type="dxa"/>
+              <w:left w:w="110" w:type="dxa"/>
+              <w:right w:w="110" w:type="dxa"/>
+            </w:tcMar>
+            <w:tcBorders>
+              <w:top w:val="single" w:sz="5" w:color="D9D9D9"/>
+              <w:left w:val="single" w:sz="5" w:color="D9D9D9"/>
+              <w:bottom w:val="single" w:sz="5" w:color="D9D9D9"/>
+              <w:right w:val="single" w:sz="5" w:color="D9D9D9"/>
+            </w:tcBorders>
+          </w:tcPr>
+          <w:p>
+            <w:pPr>
+              <w:spacing w:after="40"/>
+            </w:pPr>
+            <w:r>
+              <w:rPr>
+                <w:rFonts w:ascii="Calibri" w:hAnsi="Calibri"/>
+                <w:sz w:val="21"/>
+              </w:rPr>
+              <w:t>Marine pelagic fishes not identified</w:t>
+            </w:r>
+          </w:p>
+        </w:tc>
+        <w:tc>
+          <w:tcPr>
+            <w:tcW w:type="dxa" w:w="6710"/>
+            <w:vAlign w:val="center"/>
+            <w:shd w:fill="FFFFFF"/>
+            <w:tcMar>
+              <w:top w:w="90" w:type="dxa"/>
+              <w:bottom w:w="90" w:type="dxa"/>
+              <w:left w:w="110" w:type="dxa"/>
+              <w:right w:w="110" w:type="dxa"/>
+            </w:tcMar>
+            <w:tcBorders>
+              <w:top w:val="single" w:sz="5" w:color="D9D9D9"/>
+              <w:left w:val="single" w:sz="5" w:color="D9D9D9"/>
+              <w:bottom w:val="single" w:sz="5" w:color="D9D9D9"/>
+              <w:right w:val="single" w:sz="5" w:color="D9D9D9"/>
+            </w:tcBorders>
+          </w:tcPr>
+          <w:p>
+            <w:pPr>
+              <w:spacing w:after="40"/>
+            </w:pPr>
+            <w:r>
+              <w:rPr>
+                <w:rFonts w:ascii="Calibri" w:hAnsi="Calibri"/>
+                <w:sz w:val="21"/>
+              </w:rPr>
+              <w:t>Unknown composition is approximated across named pelagic, benthopelagic and mesopelagic fish. Explicit bottom-fish pools are excluded; the remaining union is not a measured catch composition. Split weights use source biomass with equal catchability assumed; fixed 1980s composition is transferred across catch years and bases.</w:t>
+            </w:r>
+          </w:p>
+        </w:tc>
+      </w:tr>
+      <w:tr>
+        <w:trPr>
+          <w:cantSplit/>
+        </w:trPr>
+        <w:tc>
+          <w:tcPr>
+            <w:tcW w:type="dxa" w:w="3298"/>
+            <w:vAlign w:val="center"/>
+            <w:shd w:fill="FFFFFF"/>
+            <w:tcMar>
+              <w:top w:w="90" w:type="dxa"/>
+              <w:bottom w:w="90" w:type="dxa"/>
+              <w:left w:w="110" w:type="dxa"/>
+              <w:right w:w="110" w:type="dxa"/>
+            </w:tcMar>
+            <w:tcBorders>
+              <w:top w:val="single" w:sz="5" w:color="D9D9D9"/>
+              <w:left w:val="single" w:sz="5" w:color="D9D9D9"/>
+              <w:bottom w:val="single" w:sz="5" w:color="D9D9D9"/>
+              <w:right w:val="single" w:sz="5" w:color="D9D9D9"/>
+            </w:tcBorders>
+          </w:tcPr>
+          <w:p>
+            <w:pPr>
+              <w:spacing w:after="40"/>
+            </w:pPr>
+            <w:r>
+              <w:rPr>
+                <w:rFonts w:ascii="Calibri" w:hAnsi="Calibri"/>
+                <w:sz w:val="21"/>
+              </w:rPr>
+              <w:t>Mola mola</w:t>
+            </w:r>
+          </w:p>
+        </w:tc>
+        <w:tc>
+          <w:tcPr>
+            <w:tcW w:type="dxa" w:w="6710"/>
+            <w:vAlign w:val="center"/>
+            <w:shd w:fill="FFFFFF"/>
+            <w:tcMar>
+              <w:top w:w="90" w:type="dxa"/>
+              <w:bottom w:w="90" w:type="dxa"/>
+              <w:left w:w="110" w:type="dxa"/>
+              <w:right w:w="110" w:type="dxa"/>
+            </w:tcMar>
+            <w:tcBorders>
+              <w:top w:val="single" w:sz="5" w:color="D9D9D9"/>
+              <w:left w:val="single" w:sz="5" w:color="D9D9D9"/>
+              <w:bottom w:val="single" w:sz="5" w:color="D9D9D9"/>
+              <w:right w:val="single" w:sz="5" w:color="D9D9D9"/>
+            </w:tcBorders>
+          </w:tcPr>
+          <w:p>
+            <w:pPr>
+              <w:spacing w:after="40"/>
+            </w:pPr>
+            <w:r>
+              <w:rPr>
+                <w:rFonts w:ascii="Calibri" w:hAnsi="Calibri"/>
+                <w:sz w:val="21"/>
+              </w:rPr>
+              <w:t>Pacific herring provides a pelagic zooplankton/gelatinous-prey fish analogue. Giant size, nonschooling gelatinivory and lineage differ. Allocation is 100% to herring.</w:t>
+            </w:r>
+          </w:p>
+        </w:tc>
+      </w:tr>
+      <w:tr>
+        <w:trPr>
+          <w:cantSplit/>
+        </w:trPr>
+        <w:tc>
+          <w:tcPr>
+            <w:tcW w:type="dxa" w:w="3298"/>
+            <w:vAlign w:val="center"/>
+            <w:shd w:fill="FFFFFF"/>
+            <w:tcMar>
+              <w:top w:w="90" w:type="dxa"/>
+              <w:bottom w:w="90" w:type="dxa"/>
+              <w:left w:w="110" w:type="dxa"/>
+              <w:right w:w="110" w:type="dxa"/>
+            </w:tcMar>
+            <w:tcBorders>
+              <w:top w:val="single" w:sz="5" w:color="D9D9D9"/>
+              <w:left w:val="single" w:sz="5" w:color="D9D9D9"/>
+              <w:bottom w:val="single" w:sz="5" w:color="D9D9D9"/>
+              <w:right w:val="single" w:sz="5" w:color="D9D9D9"/>
+            </w:tcBorders>
+          </w:tcPr>
+          <w:p>
+            <w:pPr>
+              <w:spacing w:after="40"/>
+            </w:pPr>
+            <w:r>
+              <w:rPr>
+                <w:rFonts w:ascii="Calibri" w:hAnsi="Calibri"/>
+                <w:sz w:val="21"/>
+              </w:rPr>
+              <w:t>Stromateidae</w:t>
+            </w:r>
+          </w:p>
+        </w:tc>
+        <w:tc>
+          <w:tcPr>
+            <w:tcW w:type="dxa" w:w="6710"/>
+            <w:vAlign w:val="center"/>
+            <w:shd w:fill="FFFFFF"/>
+            <w:tcMar>
+              <w:top w:w="90" w:type="dxa"/>
+              <w:bottom w:w="90" w:type="dxa"/>
+              <w:left w:w="110" w:type="dxa"/>
+              <w:right w:w="110" w:type="dxa"/>
+            </w:tcMar>
+            <w:tcBorders>
+              <w:top w:val="single" w:sz="5" w:color="D9D9D9"/>
+              <w:left w:val="single" w:sz="5" w:color="D9D9D9"/>
+              <w:bottom w:val="single" w:sz="5" w:color="D9D9D9"/>
+              <w:right w:val="single" w:sz="5" w:color="D9D9D9"/>
+            </w:tcBorders>
+          </w:tcPr>
+          <w:p>
+            <w:pPr>
+              <w:spacing w:after="40"/>
+            </w:pPr>
+            <w:r>
+              <w:rPr>
+                <w:rFonts w:ascii="Calibri" w:hAnsi="Calibri"/>
+                <w:sz w:val="21"/>
+              </w:rPr>
+              <w:t>Pacific herring provides a schooling pelagic planktivore/gelatinous-prey fish analogue. Family identity, feeding and size differ. Allocation is 100% to herring.</w:t>
+            </w:r>
+          </w:p>
+        </w:tc>
+      </w:tr>
+      <w:tr>
+        <w:trPr>
+          <w:cantSplit/>
+        </w:trPr>
+        <w:tc>
+          <w:tcPr>
+            <w:tcW w:type="dxa" w:w="3298"/>
+            <w:vAlign w:val="center"/>
+            <w:shd w:fill="FFFFFF"/>
+            <w:tcMar>
+              <w:top w:w="90" w:type="dxa"/>
+              <w:bottom w:w="90" w:type="dxa"/>
+              <w:left w:w="110" w:type="dxa"/>
+              <w:right w:w="110" w:type="dxa"/>
+            </w:tcMar>
+            <w:tcBorders>
+              <w:top w:val="single" w:sz="5" w:color="D9D9D9"/>
+              <w:left w:val="single" w:sz="5" w:color="D9D9D9"/>
+              <w:bottom w:val="single" w:sz="5" w:color="D9D9D9"/>
+              <w:right w:val="single" w:sz="5" w:color="D9D9D9"/>
+            </w:tcBorders>
+          </w:tcPr>
+          <w:p>
+            <w:pPr>
+              <w:spacing w:after="40"/>
+            </w:pPr>
+            <w:r>
+              <w:rPr>
+                <w:rFonts w:ascii="Calibri" w:hAnsi="Calibri"/>
+                <w:sz w:val="21"/>
+              </w:rPr>
+              <w:t>Chanos chanos</w:t>
+            </w:r>
+          </w:p>
+        </w:tc>
+        <w:tc>
+          <w:tcPr>
+            <w:tcW w:type="dxa" w:w="6710"/>
+            <w:vAlign w:val="center"/>
+            <w:shd w:fill="FFFFFF"/>
+            <w:tcMar>
+              <w:top w:w="90" w:type="dxa"/>
+              <w:bottom w:w="90" w:type="dxa"/>
+              <w:left w:w="110" w:type="dxa"/>
+              <w:right w:w="110" w:type="dxa"/>
+            </w:tcMar>
+            <w:tcBorders>
+              <w:top w:val="single" w:sz="5" w:color="D9D9D9"/>
+              <w:left w:val="single" w:sz="5" w:color="D9D9D9"/>
+              <w:bottom w:val="single" w:sz="5" w:color="D9D9D9"/>
+              <w:right w:val="single" w:sz="5" w:color="D9D9D9"/>
+            </w:tcBorders>
+          </w:tcPr>
+          <w:p>
+            <w:pPr>
+              <w:spacing w:after="40"/>
+            </w:pPr>
+            <w:r>
+              <w:rPr>
+                <w:rFonts w:ascii="Calibri" w:hAnsi="Calibri"/>
+                <w:sz w:val="21"/>
+              </w:rPr>
+              <w:t>Pacific Sardine provides a coastal schooling plankton/detritus-feeding analogue. Milkfish lineage, tropical/brackish habitat and body size differ. Allocation is 100% to sardine.</w:t>
+            </w:r>
+          </w:p>
+        </w:tc>
+      </w:tr>
+      <w:tr>
+        <w:trPr>
+          <w:cantSplit/>
+        </w:trPr>
+        <w:tc>
+          <w:tcPr>
+            <w:tcW w:type="dxa" w:w="3298"/>
+            <w:vAlign w:val="center"/>
+            <w:shd w:fill="FFFFFF"/>
+            <w:tcMar>
+              <w:top w:w="90" w:type="dxa"/>
+              <w:bottom w:w="90" w:type="dxa"/>
+              <w:left w:w="110" w:type="dxa"/>
+              <w:right w:w="110" w:type="dxa"/>
+            </w:tcMar>
+            <w:tcBorders>
+              <w:top w:val="single" w:sz="5" w:color="D9D9D9"/>
+              <w:left w:val="single" w:sz="5" w:color="D9D9D9"/>
+              <w:bottom w:val="single" w:sz="5" w:color="D9D9D9"/>
+              <w:right w:val="single" w:sz="5" w:color="D9D9D9"/>
+            </w:tcBorders>
+          </w:tcPr>
+          <w:p>
+            <w:pPr>
+              <w:spacing w:after="40"/>
+            </w:pPr>
+            <w:r>
+              <w:rPr>
+                <w:rFonts w:ascii="Calibri" w:hAnsi="Calibri"/>
+                <w:sz w:val="21"/>
+              </w:rPr>
+              <w:t>Batoidea</w:t>
+            </w:r>
+          </w:p>
+        </w:tc>
+        <w:tc>
+          <w:tcPr>
+            <w:tcW w:type="dxa" w:w="6710"/>
+            <w:vAlign w:val="center"/>
+            <w:shd w:fill="FFFFFF"/>
+            <w:tcMar>
+              <w:top w:w="90" w:type="dxa"/>
+              <w:bottom w:w="90" w:type="dxa"/>
+              <w:left w:w="110" w:type="dxa"/>
+              <w:right w:w="110" w:type="dxa"/>
+            </w:tcMar>
+            <w:tcBorders>
+              <w:top w:val="single" w:sz="5" w:color="D9D9D9"/>
+              <w:left w:val="single" w:sz="5" w:color="D9D9D9"/>
+              <w:bottom w:val="single" w:sz="5" w:color="D9D9D9"/>
+              <w:right w:val="single" w:sz="5" w:color="D9D9D9"/>
+            </w:tcBorders>
+          </w:tcPr>
+          <w:p>
+            <w:pPr>
+              <w:spacing w:after="40"/>
+            </w:pPr>
+            <w:r>
+              <w:rPr>
+                <w:rFonts w:ascii="Calibri" w:hAnsi="Calibri"/>
+                <w:sz w:val="21"/>
+              </w:rPr>
+              <w:t>Other bottom fishes provides a benthic predatory-fish analogue for skates/rays. The model has no cartilage pool; bony lineage, body form and habitat breadth differ. Allocation is 100% to this analogue.</w:t>
+            </w:r>
+          </w:p>
+        </w:tc>
+      </w:tr>
+      <w:tr>
+        <w:trPr>
+          <w:cantSplit/>
+        </w:trPr>
+        <w:tc>
+          <w:tcPr>
+            <w:tcW w:type="dxa" w:w="3298"/>
+            <w:vAlign w:val="center"/>
+            <w:shd w:fill="FFFFFF"/>
+            <w:tcMar>
+              <w:top w:w="90" w:type="dxa"/>
+              <w:bottom w:w="90" w:type="dxa"/>
+              <w:left w:w="110" w:type="dxa"/>
+              <w:right w:w="110" w:type="dxa"/>
+            </w:tcMar>
+            <w:tcBorders>
+              <w:top w:val="single" w:sz="5" w:color="D9D9D9"/>
+              <w:left w:val="single" w:sz="5" w:color="D9D9D9"/>
+              <w:bottom w:val="single" w:sz="5" w:color="D9D9D9"/>
+              <w:right w:val="single" w:sz="5" w:color="D9D9D9"/>
+            </w:tcBorders>
+          </w:tcPr>
+          <w:p>
+            <w:pPr>
+              <w:spacing w:after="40"/>
+            </w:pPr>
+            <w:r>
+              <w:rPr>
+                <w:rFonts w:ascii="Calibri" w:hAnsi="Calibri"/>
+                <w:sz w:val="21"/>
+              </w:rPr>
+              <w:t>Coregonus</w:t>
+            </w:r>
+          </w:p>
+        </w:tc>
+        <w:tc>
+          <w:tcPr>
+            <w:tcW w:type="dxa" w:w="6710"/>
+            <w:vAlign w:val="center"/>
+            <w:shd w:fill="FFFFFF"/>
+            <w:tcMar>
+              <w:top w:w="90" w:type="dxa"/>
+              <w:bottom w:w="90" w:type="dxa"/>
+              <w:left w:w="110" w:type="dxa"/>
+              <w:right w:w="110" w:type="dxa"/>
+            </w:tcMar>
+            <w:tcBorders>
+              <w:top w:val="single" w:sz="5" w:color="D9D9D9"/>
+              <w:left w:val="single" w:sz="5" w:color="D9D9D9"/>
+              <w:bottom w:val="single" w:sz="5" w:color="D9D9D9"/>
+              <w:right w:val="single" w:sz="5" w:color="D9D9D9"/>
+            </w:tcBorders>
+          </w:tcPr>
+          <w:p>
+            <w:pPr>
+              <w:spacing w:after="40"/>
+            </w:pPr>
+            <w:r>
+              <w:rPr>
+                <w:rFonts w:ascii="Calibri" w:hAnsi="Calibri"/>
+                <w:sz w:val="21"/>
+              </w:rPr>
+              <w:t>Salmon provides a cold-water salmonid analogue. Freshwater/brackish life histories and feeding differ from the marine stock; the caught aquatic mode is unknown. Allocation is 100% to Salmon.</w:t>
+            </w:r>
+          </w:p>
+        </w:tc>
+      </w:tr>
+    </w:tbl>
     <w:p>
       <w:pPr>
         <w:pStyle w:val="Title"/>
